--- a/docs/History-and-plans.docx
+++ b/docs/History-and-plans.docx
@@ -9,24 +9,49 @@
         <w:ind/>
         <w:jc w:val="center"/>
         <w:rPr>
-          <w:sz w:val="24"/>
-          <w:szCs w:val="24"/>
+          <w:b/>
+          <w:bCs/>
+          <w:sz w:val="28"/>
+          <w:szCs w:val="28"/>
           <w:highlight w:val="none"/>
+        </w:rPr>
+      </w:pPr>
+      <w:r>
+        <w:rPr>
+          <w:b/>
+          <w:bCs/>
+          <w:sz w:val="28"/>
+          <w:szCs w:val="28"/>
           <w:lang w:val="uk-UA"/>
         </w:rPr>
-      </w:pPr>
-      <w:r>
-        <w:rPr>
-          <w:sz w:val="24"/>
-          <w:szCs w:val="24"/>
-          <w:lang w:val="uk-UA"/>
-        </w:rPr>
-        <w:t xml:space="preserve">Історія і плани</w:t>
+        <w:t xml:space="preserve">Історія </w:t>
       </w:r>
       <w:r>
         <w:rPr>
-          <w:sz w:val="24"/>
-          <w:szCs w:val="24"/>
+          <w:b/>
+          <w:bCs/>
+          <w:sz w:val="28"/>
+          <w:szCs w:val="28"/>
+          <w:lang w:val="uk-UA"/>
+        </w:rPr>
+        <w:t xml:space="preserve">і плани</w:t>
+      </w:r>
+      <w:r>
+        <w:rPr>
+          <w:b/>
+          <w:bCs/>
+          <w:sz w:val="28"/>
+          <w:szCs w:val="28"/>
+        </w:rPr>
+      </w:r>
+      <w:r>
+        <w:rPr>
+          <w:b/>
+          <w:bCs/>
+          <w:sz w:val="28"/>
+          <w:szCs w:val="28"/>
+          <w:highlight w:val="none"/>
+          <w:lang w:val="uk-UA"/>
         </w:rPr>
       </w:r>
     </w:p>
@@ -37,16 +62,15 @@
         <w:ind/>
         <w:jc w:val="both"/>
         <w:rPr>
-          <w:sz w:val="24"/>
-          <w:szCs w:val="24"/>
+          <w:sz w:val="28"/>
+          <w:szCs w:val="28"/>
           <w:highlight w:val="none"/>
-          <w:lang w:val="uk-UA"/>
         </w:rPr>
       </w:pPr>
       <w:r>
         <w:rPr>
-          <w:sz w:val="24"/>
-          <w:szCs w:val="24"/>
+          <w:sz w:val="28"/>
+          <w:szCs w:val="28"/>
           <w:highlight w:val="none"/>
           <w:lang w:val="uk-UA"/>
         </w:rPr>
@@ -54,8 +78,8 @@
       </w:r>
       <w:r>
         <w:rPr>
-          <w:sz w:val="24"/>
-          <w:szCs w:val="24"/>
+          <w:sz w:val="28"/>
+          <w:szCs w:val="28"/>
           <w:highlight w:val="none"/>
           <w:lang w:val="en-US"/>
         </w:rPr>
@@ -63,17 +87,34 @@
       </w:r>
       <w:r>
         <w:rPr>
-          <w:sz w:val="24"/>
-          <w:szCs w:val="24"/>
+          <w:sz w:val="28"/>
+          <w:szCs w:val="28"/>
           <w:highlight w:val="none"/>
           <w:lang w:val="uk-UA"/>
         </w:rPr>
-        <w:t xml:space="preserve">, мені це здалося дуже круто, також він зробив свою мову для програмування цього процесора. Я впринципі розумів як він працює тому мені здалось що буде цікаво також зробити процесор, але не переробити його з інтернету як він а повністю придумати його архітектуру з нуля і плюс відтворити його в реальності на транзисторах.</w:t>
+        <w:t xml:space="preserve">, мені це здалося дуже круто, також він зробив свою мову для прогр</w:t>
       </w:r>
       <w:r>
         <w:rPr>
-          <w:sz w:val="24"/>
-          <w:szCs w:val="24"/>
+          <w:sz w:val="28"/>
+          <w:szCs w:val="28"/>
+          <w:highlight w:val="none"/>
+          <w:lang w:val="uk-UA"/>
+        </w:rPr>
+        <w:t xml:space="preserve">амування цього процесора. Я впринципі розумів як він працює тому мені здалось що буде цікаво також зробити процесор, але не переробити його з інтернету як він а повністю придумати його архітектуру з нуля і плюс відтворити його в реальності на транзисторах.</w:t>
+      </w:r>
+      <w:r>
+        <w:rPr>
+          <w:sz w:val="28"/>
+          <w:szCs w:val="28"/>
+        </w:rPr>
+      </w:r>
+      <w:r>
+        <w:rPr>
+          <w:sz w:val="28"/>
+          <w:szCs w:val="28"/>
+          <w:highlight w:val="none"/>
+          <w:lang w:val="uk-UA"/>
         </w:rPr>
       </w:r>
     </w:p>
@@ -82,27 +123,141 @@
         <w:pBdr/>
         <w:spacing/>
         <w:ind/>
-        <w:jc w:val="left"/>
+        <w:jc w:val="both"/>
         <w:rPr>
-          <w:sz w:val="24"/>
-          <w:szCs w:val="24"/>
+          <w:sz w:val="28"/>
+          <w:szCs w:val="28"/>
         </w:rPr>
       </w:pPr>
       <w:r>
         <w:rPr>
-          <w:sz w:val="24"/>
-          <w:szCs w:val="24"/>
+          <w:sz w:val="28"/>
+          <w:szCs w:val="28"/>
           <w:highlight w:val="none"/>
           <w:lang w:val="uk-UA"/>
         </w:rPr>
-        <w:t xml:space="preserve">Тепер до планів(вони можуть час від часу мінятись так як по ходу роботи я можу замічати недоліки того що я тут написав). По перше я б хотів згадати про найважливіше це архітектура процесора, її в мене не буде так як я буду її придумувати сам. Друге це розрядність процесора, на початку я думав зробити 8-бітний процесор, але потім як трішки в цьому розібрався я зрозумів що в фізичному виконані цей процесор буде потребувати занадто багато транзисторів і тому рішив що краще зробити 4-бітний процесор, хоч він буде малим для великих обрахунків, але як показниковий проект цього буде достатньо.</w:t>
+        <w:t xml:space="preserve">Тепер до планів(вони можуть час від часу мінятись так як по ходу роботи я можу за</w:t>
       </w:r>
       <w:r>
         <w:rPr>
-          <w:sz w:val="24"/>
-          <w:szCs w:val="24"/>
+          <w:sz w:val="28"/>
+          <w:szCs w:val="28"/>
           <w:highlight w:val="none"/>
           <w:lang w:val="uk-UA"/>
+        </w:rPr>
+        <w:t xml:space="preserve">мічати недоліки того що я тут написав). По перше я б хотів згадати про найважливіше це архітектура процесора, її в мене не буде так як я буду її придумувати сам. Друге це розрядність процесора, на початку я думав зробити 8-бітний процесор, але потім як трі</w:t>
+      </w:r>
+      <w:r>
+        <w:rPr>
+          <w:sz w:val="28"/>
+          <w:szCs w:val="28"/>
+          <w:highlight w:val="none"/>
+          <w:lang w:val="uk-UA"/>
+        </w:rPr>
+        <w:t xml:space="preserve">шки в цьому розібрався я зрозумів що в фізичному виконані цей процесор буде потребувати занадто багато транзисторів і тому рішив що краще зробити 4-бітний процесор, хоч він буде малим для великих обрахунків, але як показниковий проект цього буде достатньо.</w:t>
+      </w:r>
+      <w:r>
+        <w:rPr>
+          <w:sz w:val="28"/>
+          <w:szCs w:val="28"/>
+          <w:highlight w:val="none"/>
+          <w:lang w:val="uk-UA"/>
+        </w:rPr>
+        <w:t xml:space="preserve"> Інструкції я буду використовувати 8-бітні. Буде 4 4-бітних регістра та можливо </w:t>
+      </w:r>
+      <w:r>
+        <w:rPr>
+          <w:sz w:val="28"/>
+          <w:szCs w:val="28"/>
+          <w:highlight w:val="none"/>
+          <w:lang w:val="en-US"/>
+        </w:rPr>
+        <w:t xml:space="preserve">SRAM </w:t>
+      </w:r>
+      <w:r>
+        <w:rPr>
+          <w:sz w:val="28"/>
+          <w:szCs w:val="28"/>
+          <w:highlight w:val="none"/>
+          <w:lang w:val="uk-UA"/>
+        </w:rPr>
+        <w:t xml:space="preserve">памʼять, а саме мікросхема </w:t>
+      </w:r>
+      <w:r>
+        <w:rPr>
+          <w:rFonts w:ascii="Liberation Sans" w:hAnsi="Liberation Sans" w:eastAsia="Liberation Sans" w:cs="Liberation Sans"/>
+          <w:color w:val="000000" w:themeColor="text1"/>
+          <w:sz w:val="28"/>
+          <w:szCs w:val="28"/>
+          <w:highlight w:val="white"/>
+        </w:rPr>
+        <w:t xml:space="preserve">AS6C62256</w:t>
+      </w:r>
+      <w:r>
+        <w:rPr>
+          <w:rFonts w:ascii="Liberation Sans" w:hAnsi="Liberation Sans" w:eastAsia="Liberation Sans" w:cs="Liberation Sans"/>
+          <w:color w:val="000000" w:themeColor="text1"/>
+          <w:sz w:val="28"/>
+          <w:szCs w:val="28"/>
+          <w:highlight w:val="white"/>
+          <w:lang w:val="uk-UA"/>
+        </w:rPr>
+        <w:t xml:space="preserve">,</w:t>
+      </w:r>
+      <w:r>
+        <w:rPr>
+          <w:rFonts w:ascii="Liberation Sans" w:hAnsi="Liberation Sans" w:eastAsia="Liberation Sans" w:cs="Liberation Sans"/>
+          <w:color w:val="000000" w:themeColor="text1"/>
+          <w:sz w:val="28"/>
+          <w:szCs w:val="28"/>
+          <w:highlight w:val="none"/>
+          <w:lang w:val="uk-UA"/>
+        </w:rPr>
+        <w:t xml:space="preserve"> але поки що я не впевнений чи вона потрібна так як потрібно буде виділити під неї дві інструкції на запис з регістра в памʼять та на читання з памʼяті в регістр</w:t>
+      </w:r>
+      <w:r>
+        <w:rPr>
+          <w:color w:val="000000" w:themeColor="text1"/>
+          <w:sz w:val="28"/>
+          <w:szCs w:val="28"/>
+          <w:highlight w:val="none"/>
+          <w:lang w:val="uk-UA"/>
+        </w:rPr>
+        <w:t xml:space="preserve">. Для коду процесора я планую використовувати мікросхему памʼяті </w:t>
+      </w:r>
+      <w:r>
+        <w:rPr>
+          <w:color w:val="000000" w:themeColor="text1"/>
+          <w:sz w:val="28"/>
+          <w:szCs w:val="28"/>
+          <w:highlight w:val="none"/>
+          <w:lang w:val="en-US"/>
+        </w:rPr>
+        <w:t xml:space="preserve">EEPROM AT28C64</w:t>
+      </w:r>
+      <w:r>
+        <w:rPr>
+          <w:color w:val="000000" w:themeColor="text1"/>
+          <w:sz w:val="28"/>
+          <w:szCs w:val="28"/>
+          <w:highlight w:val="none"/>
+          <w:lang w:val="uk-UA"/>
+        </w:rPr>
+        <w:t xml:space="preserve"> та 8-бітний лічильник для вибору команд, тобто всього буде 256 команд.  </w:t>
+      </w:r>
+      <w:r>
+        <w:rPr>
+          <w:color w:val="000000" w:themeColor="text1"/>
+          <w:sz w:val="28"/>
+          <w:szCs w:val="28"/>
+          <w:highlight w:val="white"/>
+          <w:lang w:val="uk-UA"/>
+        </w:rPr>
+      </w:r>
+      <w:r>
+        <w:rPr>
+          <w:sz w:val="28"/>
+          <w:szCs w:val="28"/>
         </w:rPr>
       </w:r>
     </w:p>
@@ -128,7 +283,6 @@
         <w:ind/>
         <w:rPr/>
       </w:pPr>
-      <w:r/>
       <w:r>
         <w:separator/>
       </w:r>
@@ -143,7 +297,6 @@
         <w:ind/>
         <w:rPr/>
       </w:pPr>
-      <w:r/>
       <w:r>
         <w:continuationSeparator/>
       </w:r>
@@ -163,7 +316,6 @@
         <w:ind/>
         <w:rPr/>
       </w:pPr>
-      <w:r/>
       <w:r>
         <w:separator/>
       </w:r>
@@ -178,7 +330,6 @@
         <w:ind/>
         <w:rPr/>
       </w:pPr>
-      <w:r/>
       <w:r>
         <w:continuationSeparator/>
       </w:r>
@@ -346,9 +497,9 @@
     <w:lsdException w:name="Bibliography" w:uiPriority="37"/>
     <w:lsdException w:name="TOC Heading" w:uiPriority="39" w:qFormat="1"/>
   </w:latentStyles>
-  <w:style w:type="table" w:styleId="12">
+  <w:style w:type="table" w:styleId="701">
     <w:name w:val="Table Grid"/>
-    <w:basedOn w:val="665"/>
+    <w:basedOn w:val="887"/>
     <w:uiPriority w:val="59"/>
     <w:pPr>
       <w:pBdr/>
@@ -545,9 +696,9 @@
       </w:tcPr>
     </w:tblStylePr>
   </w:style>
-  <w:style w:type="table" w:styleId="13">
+  <w:style w:type="table" w:styleId="702">
     <w:name w:val="Table Grid Light"/>
-    <w:basedOn w:val="665"/>
+    <w:basedOn w:val="887"/>
     <w:uiPriority w:val="59"/>
     <w:pPr>
       <w:pBdr/>
@@ -744,9 +895,9 @@
       </w:tcPr>
     </w:tblStylePr>
   </w:style>
-  <w:style w:type="table" w:styleId="14">
+  <w:style w:type="table" w:styleId="703">
     <w:name w:val="Plain Table 1"/>
-    <w:basedOn w:val="665"/>
+    <w:basedOn w:val="887"/>
     <w:uiPriority w:val="59"/>
     <w:pPr>
       <w:pBdr/>
@@ -969,9 +1120,9 @@
       </w:tcPr>
     </w:tblStylePr>
   </w:style>
-  <w:style w:type="table" w:styleId="15">
+  <w:style w:type="table" w:styleId="704">
     <w:name w:val="Plain Table 2"/>
-    <w:basedOn w:val="665"/>
+    <w:basedOn w:val="887"/>
     <w:uiPriority w:val="59"/>
     <w:pPr>
       <w:pBdr/>
@@ -1202,9 +1353,9 @@
       </w:tcPr>
     </w:tblStylePr>
   </w:style>
-  <w:style w:type="table" w:styleId="16">
+  <w:style w:type="table" w:styleId="705">
     <w:name w:val="Plain Table 3"/>
-    <w:basedOn w:val="665"/>
+    <w:basedOn w:val="887"/>
     <w:uiPriority w:val="99"/>
     <w:pPr>
       <w:pBdr/>
@@ -1432,9 +1583,9 @@
       </w:tcPr>
     </w:tblStylePr>
   </w:style>
-  <w:style w:type="table" w:styleId="17">
+  <w:style w:type="table" w:styleId="706">
     <w:name w:val="Plain Table 4"/>
-    <w:basedOn w:val="665"/>
+    <w:basedOn w:val="887"/>
     <w:uiPriority w:val="99"/>
     <w:pPr>
       <w:pBdr/>
@@ -1648,9 +1799,9 @@
       </w:tcPr>
     </w:tblStylePr>
   </w:style>
-  <w:style w:type="table" w:styleId="18">
+  <w:style w:type="table" w:styleId="707">
     <w:name w:val="Plain Table 5"/>
-    <w:basedOn w:val="665"/>
+    <w:basedOn w:val="887"/>
     <w:uiPriority w:val="99"/>
     <w:pPr>
       <w:pBdr/>
@@ -1881,9 +2032,9 @@
       </w:tcPr>
     </w:tblStylePr>
   </w:style>
-  <w:style w:type="table" w:styleId="19">
+  <w:style w:type="table" w:styleId="708">
     <w:name w:val="Grid Table 1 Light"/>
-    <w:basedOn w:val="665"/>
+    <w:basedOn w:val="887"/>
     <w:uiPriority w:val="99"/>
     <w:pPr>
       <w:pBdr/>
@@ -2104,9 +2255,9 @@
       </w:tcPr>
     </w:tblStylePr>
   </w:style>
-  <w:style w:type="table" w:styleId="20">
+  <w:style w:type="table" w:styleId="709">
     <w:name w:val="Grid Table 1 Light - Accent 1"/>
-    <w:basedOn w:val="665"/>
+    <w:basedOn w:val="887"/>
     <w:uiPriority w:val="99"/>
     <w:pPr>
       <w:pBdr/>
@@ -2327,9 +2478,9 @@
       </w:tcPr>
     </w:tblStylePr>
   </w:style>
-  <w:style w:type="table" w:styleId="21">
+  <w:style w:type="table" w:styleId="710">
     <w:name w:val="Grid Table 1 Light - Accent 2"/>
-    <w:basedOn w:val="665"/>
+    <w:basedOn w:val="887"/>
     <w:uiPriority w:val="99"/>
     <w:pPr>
       <w:pBdr/>
@@ -2550,9 +2701,9 @@
       </w:tcPr>
     </w:tblStylePr>
   </w:style>
-  <w:style w:type="table" w:styleId="22">
+  <w:style w:type="table" w:styleId="711">
     <w:name w:val="Grid Table 1 Light - Accent 3"/>
-    <w:basedOn w:val="665"/>
+    <w:basedOn w:val="887"/>
     <w:uiPriority w:val="99"/>
     <w:pPr>
       <w:pBdr/>
@@ -2773,9 +2924,9 @@
       </w:tcPr>
     </w:tblStylePr>
   </w:style>
-  <w:style w:type="table" w:styleId="23">
+  <w:style w:type="table" w:styleId="712">
     <w:name w:val="Grid Table 1 Light - Accent 4"/>
-    <w:basedOn w:val="665"/>
+    <w:basedOn w:val="887"/>
     <w:uiPriority w:val="99"/>
     <w:pPr>
       <w:pBdr/>
@@ -2996,9 +3147,9 @@
       </w:tcPr>
     </w:tblStylePr>
   </w:style>
-  <w:style w:type="table" w:styleId="24">
+  <w:style w:type="table" w:styleId="713">
     <w:name w:val="Grid Table 1 Light - Accent 5"/>
-    <w:basedOn w:val="665"/>
+    <w:basedOn w:val="887"/>
     <w:uiPriority w:val="99"/>
     <w:pPr>
       <w:pBdr/>
@@ -3219,9 +3370,9 @@
       </w:tcPr>
     </w:tblStylePr>
   </w:style>
-  <w:style w:type="table" w:styleId="25">
+  <w:style w:type="table" w:styleId="714">
     <w:name w:val="Grid Table 1 Light - Accent 6"/>
-    <w:basedOn w:val="665"/>
+    <w:basedOn w:val="887"/>
     <w:uiPriority w:val="99"/>
     <w:pPr>
       <w:pBdr/>
@@ -3442,9 +3593,9 @@
       </w:tcPr>
     </w:tblStylePr>
   </w:style>
-  <w:style w:type="table" w:styleId="26">
+  <w:style w:type="table" w:styleId="715">
     <w:name w:val="Grid Table 2"/>
-    <w:basedOn w:val="665"/>
+    <w:basedOn w:val="887"/>
     <w:uiPriority w:val="99"/>
     <w:pPr>
       <w:pBdr/>
@@ -3674,9 +3825,9 @@
       </w:tcPr>
     </w:tblStylePr>
   </w:style>
-  <w:style w:type="table" w:styleId="27">
+  <w:style w:type="table" w:styleId="716">
     <w:name w:val="Grid Table 2 - Accent 1"/>
-    <w:basedOn w:val="665"/>
+    <w:basedOn w:val="887"/>
     <w:uiPriority w:val="99"/>
     <w:pPr>
       <w:pBdr/>
@@ -3906,9 +4057,9 @@
       </w:tcPr>
     </w:tblStylePr>
   </w:style>
-  <w:style w:type="table" w:styleId="28">
+  <w:style w:type="table" w:styleId="717">
     <w:name w:val="Grid Table 2 - Accent 2"/>
-    <w:basedOn w:val="665"/>
+    <w:basedOn w:val="887"/>
     <w:uiPriority w:val="99"/>
     <w:pPr>
       <w:pBdr/>
@@ -4138,9 +4289,9 @@
       </w:tcPr>
     </w:tblStylePr>
   </w:style>
-  <w:style w:type="table" w:styleId="29">
+  <w:style w:type="table" w:styleId="718">
     <w:name w:val="Grid Table 2 - Accent 3"/>
-    <w:basedOn w:val="665"/>
+    <w:basedOn w:val="887"/>
     <w:uiPriority w:val="99"/>
     <w:pPr>
       <w:pBdr/>
@@ -4370,9 +4521,9 @@
       </w:tcPr>
     </w:tblStylePr>
   </w:style>
-  <w:style w:type="table" w:styleId="30">
+  <w:style w:type="table" w:styleId="719">
     <w:name w:val="Grid Table 2 - Accent 4"/>
-    <w:basedOn w:val="665"/>
+    <w:basedOn w:val="887"/>
     <w:uiPriority w:val="99"/>
     <w:pPr>
       <w:pBdr/>
@@ -4602,9 +4753,9 @@
       </w:tcPr>
     </w:tblStylePr>
   </w:style>
-  <w:style w:type="table" w:styleId="31">
+  <w:style w:type="table" w:styleId="720">
     <w:name w:val="Grid Table 2 - Accent 5"/>
-    <w:basedOn w:val="665"/>
+    <w:basedOn w:val="887"/>
     <w:uiPriority w:val="99"/>
     <w:pPr>
       <w:pBdr/>
@@ -4834,9 +4985,9 @@
       </w:tcPr>
     </w:tblStylePr>
   </w:style>
-  <w:style w:type="table" w:styleId="32">
+  <w:style w:type="table" w:styleId="721">
     <w:name w:val="Grid Table 2 - Accent 6"/>
-    <w:basedOn w:val="665"/>
+    <w:basedOn w:val="887"/>
     <w:uiPriority w:val="99"/>
     <w:pPr>
       <w:pBdr/>
@@ -5066,9 +5217,9 @@
       </w:tcPr>
     </w:tblStylePr>
   </w:style>
-  <w:style w:type="table" w:styleId="33">
+  <w:style w:type="table" w:styleId="722">
     <w:name w:val="Grid Table 3"/>
-    <w:basedOn w:val="665"/>
+    <w:basedOn w:val="887"/>
     <w:uiPriority w:val="99"/>
     <w:pPr>
       <w:pBdr/>
@@ -5167,29 +5318,6 @@
         <w:tblBorders/>
       </w:tblPr>
       <w:tcPr>
-        <w:shd w:color="ffffff"/>
-        <w:tcBorders>
-          <w:top w:val="none" w:color="000000" w:sz="4" w:space="0"/>
-          <w:left w:val="none" w:color="000000" w:sz="4" w:space="0"/>
-          <w:bottom w:val="none" w:color="000000" w:sz="4" w:space="0"/>
-          <w:right w:val="none" w:color="000000" w:sz="4" w:space="0"/>
-        </w:tcBorders>
-      </w:tcPr>
-    </w:tblStylePr>
-    <w:tblStylePr w:type="firstRow">
-      <w:rPr>
-        <w:b/>
-        <w:color w:val="404040"/>
-      </w:rPr>
-      <w:pPr>
-        <w:pBdr/>
-        <w:spacing/>
-        <w:ind/>
-      </w:pPr>
-      <w:tblPr>
-        <w:tblBorders/>
-      </w:tblPr>
-      <w:tcPr>
         <w:shd w:val="clear" w:color="ffffff"/>
         <w:tcBorders>
           <w:top w:val="none" w:color="000000" w:sz="4" w:space="0"/>
@@ -5199,30 +5327,7 @@
         </w:tcBorders>
       </w:tcPr>
     </w:tblStylePr>
-    <w:tblStylePr w:type="lastCol">
-      <w:rPr>
-        <w:i/>
-        <w:color w:val="404040"/>
-      </w:rPr>
-      <w:pPr>
-        <w:pBdr/>
-        <w:spacing/>
-        <w:ind/>
-      </w:pPr>
-      <w:tblPr>
-        <w:tblBorders/>
-      </w:tblPr>
-      <w:tcPr>
-        <w:shd w:color="ffffff"/>
-        <w:tcBorders>
-          <w:top w:val="none" w:color="000000" w:sz="4" w:space="0"/>
-          <w:left w:val="none" w:color="000000" w:sz="4" w:space="0"/>
-          <w:bottom w:val="none" w:color="000000" w:sz="4" w:space="0"/>
-          <w:right w:val="none" w:color="000000" w:sz="4" w:space="0"/>
-        </w:tcBorders>
-      </w:tcPr>
-    </w:tblStylePr>
-    <w:tblStylePr w:type="lastRow">
+    <w:tblStylePr w:type="firstRow">
       <w:rPr>
         <w:b/>
         <w:color w:val="404040"/>
@@ -5245,6 +5350,52 @@
         </w:tcBorders>
       </w:tcPr>
     </w:tblStylePr>
+    <w:tblStylePr w:type="lastCol">
+      <w:rPr>
+        <w:i/>
+        <w:color w:val="404040"/>
+      </w:rPr>
+      <w:pPr>
+        <w:pBdr/>
+        <w:spacing/>
+        <w:ind/>
+      </w:pPr>
+      <w:tblPr>
+        <w:tblBorders/>
+      </w:tblPr>
+      <w:tcPr>
+        <w:shd w:val="clear" w:color="ffffff"/>
+        <w:tcBorders>
+          <w:top w:val="none" w:color="000000" w:sz="4" w:space="0"/>
+          <w:left w:val="none" w:color="000000" w:sz="4" w:space="0"/>
+          <w:bottom w:val="none" w:color="000000" w:sz="4" w:space="0"/>
+          <w:right w:val="none" w:color="000000" w:sz="4" w:space="0"/>
+        </w:tcBorders>
+      </w:tcPr>
+    </w:tblStylePr>
+    <w:tblStylePr w:type="lastRow">
+      <w:rPr>
+        <w:b/>
+        <w:color w:val="404040"/>
+      </w:rPr>
+      <w:pPr>
+        <w:pBdr/>
+        <w:spacing/>
+        <w:ind/>
+      </w:pPr>
+      <w:tblPr>
+        <w:tblBorders/>
+      </w:tblPr>
+      <w:tcPr>
+        <w:shd w:val="clear" w:color="ffffff"/>
+        <w:tcBorders>
+          <w:top w:val="none" w:color="000000" w:sz="4" w:space="0"/>
+          <w:left w:val="none" w:color="000000" w:sz="4" w:space="0"/>
+          <w:bottom w:val="none" w:color="000000" w:sz="4" w:space="0"/>
+          <w:right w:val="none" w:color="000000" w:sz="4" w:space="0"/>
+        </w:tcBorders>
+      </w:tcPr>
+    </w:tblStylePr>
     <w:tblStylePr w:type="nwCell">
       <w:pPr>
         <w:pBdr/>
@@ -5311,9 +5462,9 @@
       </w:tcPr>
     </w:tblStylePr>
   </w:style>
-  <w:style w:type="table" w:styleId="34">
+  <w:style w:type="table" w:styleId="723">
     <w:name w:val="Grid Table 3 - Accent 1"/>
-    <w:basedOn w:val="665"/>
+    <w:basedOn w:val="887"/>
     <w:uiPriority w:val="99"/>
     <w:pPr>
       <w:pBdr/>
@@ -5412,29 +5563,6 @@
         <w:tblBorders/>
       </w:tblPr>
       <w:tcPr>
-        <w:shd w:color="ffffff"/>
-        <w:tcBorders>
-          <w:top w:val="none" w:color="000000" w:sz="4" w:space="0"/>
-          <w:left w:val="none" w:color="000000" w:sz="4" w:space="0"/>
-          <w:bottom w:val="none" w:color="000000" w:sz="4" w:space="0"/>
-          <w:right w:val="none" w:color="000000" w:sz="4" w:space="0"/>
-        </w:tcBorders>
-      </w:tcPr>
-    </w:tblStylePr>
-    <w:tblStylePr w:type="firstRow">
-      <w:rPr>
-        <w:b/>
-        <w:color w:val="404040"/>
-      </w:rPr>
-      <w:pPr>
-        <w:pBdr/>
-        <w:spacing/>
-        <w:ind/>
-      </w:pPr>
-      <w:tblPr>
-        <w:tblBorders/>
-      </w:tblPr>
-      <w:tcPr>
         <w:shd w:val="clear" w:color="ffffff"/>
         <w:tcBorders>
           <w:top w:val="none" w:color="000000" w:sz="4" w:space="0"/>
@@ -5444,30 +5572,7 @@
         </w:tcBorders>
       </w:tcPr>
     </w:tblStylePr>
-    <w:tblStylePr w:type="lastCol">
-      <w:rPr>
-        <w:i/>
-        <w:color w:val="404040"/>
-      </w:rPr>
-      <w:pPr>
-        <w:pBdr/>
-        <w:spacing/>
-        <w:ind/>
-      </w:pPr>
-      <w:tblPr>
-        <w:tblBorders/>
-      </w:tblPr>
-      <w:tcPr>
-        <w:shd w:color="ffffff"/>
-        <w:tcBorders>
-          <w:top w:val="none" w:color="000000" w:sz="4" w:space="0"/>
-          <w:left w:val="none" w:color="000000" w:sz="4" w:space="0"/>
-          <w:bottom w:val="none" w:color="000000" w:sz="4" w:space="0"/>
-          <w:right w:val="none" w:color="000000" w:sz="4" w:space="0"/>
-        </w:tcBorders>
-      </w:tcPr>
-    </w:tblStylePr>
-    <w:tblStylePr w:type="lastRow">
+    <w:tblStylePr w:type="firstRow">
       <w:rPr>
         <w:b/>
         <w:color w:val="404040"/>
@@ -5490,6 +5595,52 @@
         </w:tcBorders>
       </w:tcPr>
     </w:tblStylePr>
+    <w:tblStylePr w:type="lastCol">
+      <w:rPr>
+        <w:i/>
+        <w:color w:val="404040"/>
+      </w:rPr>
+      <w:pPr>
+        <w:pBdr/>
+        <w:spacing/>
+        <w:ind/>
+      </w:pPr>
+      <w:tblPr>
+        <w:tblBorders/>
+      </w:tblPr>
+      <w:tcPr>
+        <w:shd w:val="clear" w:color="ffffff"/>
+        <w:tcBorders>
+          <w:top w:val="none" w:color="000000" w:sz="4" w:space="0"/>
+          <w:left w:val="none" w:color="000000" w:sz="4" w:space="0"/>
+          <w:bottom w:val="none" w:color="000000" w:sz="4" w:space="0"/>
+          <w:right w:val="none" w:color="000000" w:sz="4" w:space="0"/>
+        </w:tcBorders>
+      </w:tcPr>
+    </w:tblStylePr>
+    <w:tblStylePr w:type="lastRow">
+      <w:rPr>
+        <w:b/>
+        <w:color w:val="404040"/>
+      </w:rPr>
+      <w:pPr>
+        <w:pBdr/>
+        <w:spacing/>
+        <w:ind/>
+      </w:pPr>
+      <w:tblPr>
+        <w:tblBorders/>
+      </w:tblPr>
+      <w:tcPr>
+        <w:shd w:val="clear" w:color="ffffff"/>
+        <w:tcBorders>
+          <w:top w:val="none" w:color="000000" w:sz="4" w:space="0"/>
+          <w:left w:val="none" w:color="000000" w:sz="4" w:space="0"/>
+          <w:bottom w:val="none" w:color="000000" w:sz="4" w:space="0"/>
+          <w:right w:val="none" w:color="000000" w:sz="4" w:space="0"/>
+        </w:tcBorders>
+      </w:tcPr>
+    </w:tblStylePr>
     <w:tblStylePr w:type="nwCell">
       <w:pPr>
         <w:pBdr/>
@@ -5556,9 +5707,9 @@
       </w:tcPr>
     </w:tblStylePr>
   </w:style>
-  <w:style w:type="table" w:styleId="35">
+  <w:style w:type="table" w:styleId="724">
     <w:name w:val="Grid Table 3 - Accent 2"/>
-    <w:basedOn w:val="665"/>
+    <w:basedOn w:val="887"/>
     <w:uiPriority w:val="99"/>
     <w:pPr>
       <w:pBdr/>
@@ -5657,29 +5808,6 @@
         <w:tblBorders/>
       </w:tblPr>
       <w:tcPr>
-        <w:shd w:color="ffffff"/>
-        <w:tcBorders>
-          <w:top w:val="none" w:color="000000" w:sz="4" w:space="0"/>
-          <w:left w:val="none" w:color="000000" w:sz="4" w:space="0"/>
-          <w:bottom w:val="none" w:color="000000" w:sz="4" w:space="0"/>
-          <w:right w:val="none" w:color="000000" w:sz="4" w:space="0"/>
-        </w:tcBorders>
-      </w:tcPr>
-    </w:tblStylePr>
-    <w:tblStylePr w:type="firstRow">
-      <w:rPr>
-        <w:b/>
-        <w:color w:val="404040"/>
-      </w:rPr>
-      <w:pPr>
-        <w:pBdr/>
-        <w:spacing/>
-        <w:ind/>
-      </w:pPr>
-      <w:tblPr>
-        <w:tblBorders/>
-      </w:tblPr>
-      <w:tcPr>
         <w:shd w:val="clear" w:color="ffffff"/>
         <w:tcBorders>
           <w:top w:val="none" w:color="000000" w:sz="4" w:space="0"/>
@@ -5689,30 +5817,7 @@
         </w:tcBorders>
       </w:tcPr>
     </w:tblStylePr>
-    <w:tblStylePr w:type="lastCol">
-      <w:rPr>
-        <w:i/>
-        <w:color w:val="404040"/>
-      </w:rPr>
-      <w:pPr>
-        <w:pBdr/>
-        <w:spacing/>
-        <w:ind/>
-      </w:pPr>
-      <w:tblPr>
-        <w:tblBorders/>
-      </w:tblPr>
-      <w:tcPr>
-        <w:shd w:color="ffffff"/>
-        <w:tcBorders>
-          <w:top w:val="none" w:color="000000" w:sz="4" w:space="0"/>
-          <w:left w:val="none" w:color="000000" w:sz="4" w:space="0"/>
-          <w:bottom w:val="none" w:color="000000" w:sz="4" w:space="0"/>
-          <w:right w:val="none" w:color="000000" w:sz="4" w:space="0"/>
-        </w:tcBorders>
-      </w:tcPr>
-    </w:tblStylePr>
-    <w:tblStylePr w:type="lastRow">
+    <w:tblStylePr w:type="firstRow">
       <w:rPr>
         <w:b/>
         <w:color w:val="404040"/>
@@ -5735,6 +5840,52 @@
         </w:tcBorders>
       </w:tcPr>
     </w:tblStylePr>
+    <w:tblStylePr w:type="lastCol">
+      <w:rPr>
+        <w:i/>
+        <w:color w:val="404040"/>
+      </w:rPr>
+      <w:pPr>
+        <w:pBdr/>
+        <w:spacing/>
+        <w:ind/>
+      </w:pPr>
+      <w:tblPr>
+        <w:tblBorders/>
+      </w:tblPr>
+      <w:tcPr>
+        <w:shd w:val="clear" w:color="ffffff"/>
+        <w:tcBorders>
+          <w:top w:val="none" w:color="000000" w:sz="4" w:space="0"/>
+          <w:left w:val="none" w:color="000000" w:sz="4" w:space="0"/>
+          <w:bottom w:val="none" w:color="000000" w:sz="4" w:space="0"/>
+          <w:right w:val="none" w:color="000000" w:sz="4" w:space="0"/>
+        </w:tcBorders>
+      </w:tcPr>
+    </w:tblStylePr>
+    <w:tblStylePr w:type="lastRow">
+      <w:rPr>
+        <w:b/>
+        <w:color w:val="404040"/>
+      </w:rPr>
+      <w:pPr>
+        <w:pBdr/>
+        <w:spacing/>
+        <w:ind/>
+      </w:pPr>
+      <w:tblPr>
+        <w:tblBorders/>
+      </w:tblPr>
+      <w:tcPr>
+        <w:shd w:val="clear" w:color="ffffff"/>
+        <w:tcBorders>
+          <w:top w:val="none" w:color="000000" w:sz="4" w:space="0"/>
+          <w:left w:val="none" w:color="000000" w:sz="4" w:space="0"/>
+          <w:bottom w:val="none" w:color="000000" w:sz="4" w:space="0"/>
+          <w:right w:val="none" w:color="000000" w:sz="4" w:space="0"/>
+        </w:tcBorders>
+      </w:tcPr>
+    </w:tblStylePr>
     <w:tblStylePr w:type="nwCell">
       <w:pPr>
         <w:pBdr/>
@@ -5801,9 +5952,9 @@
       </w:tcPr>
     </w:tblStylePr>
   </w:style>
-  <w:style w:type="table" w:styleId="36">
+  <w:style w:type="table" w:styleId="725">
     <w:name w:val="Grid Table 3 - Accent 3"/>
-    <w:basedOn w:val="665"/>
+    <w:basedOn w:val="887"/>
     <w:uiPriority w:val="99"/>
     <w:pPr>
       <w:pBdr/>
@@ -5902,29 +6053,6 @@
         <w:tblBorders/>
       </w:tblPr>
       <w:tcPr>
-        <w:shd w:color="ffffff"/>
-        <w:tcBorders>
-          <w:top w:val="none" w:color="000000" w:sz="4" w:space="0"/>
-          <w:left w:val="none" w:color="000000" w:sz="4" w:space="0"/>
-          <w:bottom w:val="none" w:color="000000" w:sz="4" w:space="0"/>
-          <w:right w:val="none" w:color="000000" w:sz="4" w:space="0"/>
-        </w:tcBorders>
-      </w:tcPr>
-    </w:tblStylePr>
-    <w:tblStylePr w:type="firstRow">
-      <w:rPr>
-        <w:b/>
-        <w:color w:val="404040"/>
-      </w:rPr>
-      <w:pPr>
-        <w:pBdr/>
-        <w:spacing/>
-        <w:ind/>
-      </w:pPr>
-      <w:tblPr>
-        <w:tblBorders/>
-      </w:tblPr>
-      <w:tcPr>
         <w:shd w:val="clear" w:color="ffffff"/>
         <w:tcBorders>
           <w:top w:val="none" w:color="000000" w:sz="4" w:space="0"/>
@@ -5934,30 +6062,7 @@
         </w:tcBorders>
       </w:tcPr>
     </w:tblStylePr>
-    <w:tblStylePr w:type="lastCol">
-      <w:rPr>
-        <w:i/>
-        <w:color w:val="404040"/>
-      </w:rPr>
-      <w:pPr>
-        <w:pBdr/>
-        <w:spacing/>
-        <w:ind/>
-      </w:pPr>
-      <w:tblPr>
-        <w:tblBorders/>
-      </w:tblPr>
-      <w:tcPr>
-        <w:shd w:color="ffffff"/>
-        <w:tcBorders>
-          <w:top w:val="none" w:color="000000" w:sz="4" w:space="0"/>
-          <w:left w:val="none" w:color="000000" w:sz="4" w:space="0"/>
-          <w:bottom w:val="none" w:color="000000" w:sz="4" w:space="0"/>
-          <w:right w:val="none" w:color="000000" w:sz="4" w:space="0"/>
-        </w:tcBorders>
-      </w:tcPr>
-    </w:tblStylePr>
-    <w:tblStylePr w:type="lastRow">
+    <w:tblStylePr w:type="firstRow">
       <w:rPr>
         <w:b/>
         <w:color w:val="404040"/>
@@ -5980,6 +6085,52 @@
         </w:tcBorders>
       </w:tcPr>
     </w:tblStylePr>
+    <w:tblStylePr w:type="lastCol">
+      <w:rPr>
+        <w:i/>
+        <w:color w:val="404040"/>
+      </w:rPr>
+      <w:pPr>
+        <w:pBdr/>
+        <w:spacing/>
+        <w:ind/>
+      </w:pPr>
+      <w:tblPr>
+        <w:tblBorders/>
+      </w:tblPr>
+      <w:tcPr>
+        <w:shd w:val="clear" w:color="ffffff"/>
+        <w:tcBorders>
+          <w:top w:val="none" w:color="000000" w:sz="4" w:space="0"/>
+          <w:left w:val="none" w:color="000000" w:sz="4" w:space="0"/>
+          <w:bottom w:val="none" w:color="000000" w:sz="4" w:space="0"/>
+          <w:right w:val="none" w:color="000000" w:sz="4" w:space="0"/>
+        </w:tcBorders>
+      </w:tcPr>
+    </w:tblStylePr>
+    <w:tblStylePr w:type="lastRow">
+      <w:rPr>
+        <w:b/>
+        <w:color w:val="404040"/>
+      </w:rPr>
+      <w:pPr>
+        <w:pBdr/>
+        <w:spacing/>
+        <w:ind/>
+      </w:pPr>
+      <w:tblPr>
+        <w:tblBorders/>
+      </w:tblPr>
+      <w:tcPr>
+        <w:shd w:val="clear" w:color="ffffff"/>
+        <w:tcBorders>
+          <w:top w:val="none" w:color="000000" w:sz="4" w:space="0"/>
+          <w:left w:val="none" w:color="000000" w:sz="4" w:space="0"/>
+          <w:bottom w:val="none" w:color="000000" w:sz="4" w:space="0"/>
+          <w:right w:val="none" w:color="000000" w:sz="4" w:space="0"/>
+        </w:tcBorders>
+      </w:tcPr>
+    </w:tblStylePr>
     <w:tblStylePr w:type="nwCell">
       <w:pPr>
         <w:pBdr/>
@@ -6046,9 +6197,9 @@
       </w:tcPr>
     </w:tblStylePr>
   </w:style>
-  <w:style w:type="table" w:styleId="37">
+  <w:style w:type="table" w:styleId="726">
     <w:name w:val="Grid Table 3 - Accent 4"/>
-    <w:basedOn w:val="665"/>
+    <w:basedOn w:val="887"/>
     <w:uiPriority w:val="99"/>
     <w:pPr>
       <w:pBdr/>
@@ -6147,29 +6298,6 @@
         <w:tblBorders/>
       </w:tblPr>
       <w:tcPr>
-        <w:shd w:color="ffffff"/>
-        <w:tcBorders>
-          <w:top w:val="none" w:color="000000" w:sz="4" w:space="0"/>
-          <w:left w:val="none" w:color="000000" w:sz="4" w:space="0"/>
-          <w:bottom w:val="none" w:color="000000" w:sz="4" w:space="0"/>
-          <w:right w:val="none" w:color="000000" w:sz="4" w:space="0"/>
-        </w:tcBorders>
-      </w:tcPr>
-    </w:tblStylePr>
-    <w:tblStylePr w:type="firstRow">
-      <w:rPr>
-        <w:b/>
-        <w:color w:val="404040"/>
-      </w:rPr>
-      <w:pPr>
-        <w:pBdr/>
-        <w:spacing/>
-        <w:ind/>
-      </w:pPr>
-      <w:tblPr>
-        <w:tblBorders/>
-      </w:tblPr>
-      <w:tcPr>
         <w:shd w:val="clear" w:color="ffffff"/>
         <w:tcBorders>
           <w:top w:val="none" w:color="000000" w:sz="4" w:space="0"/>
@@ -6179,30 +6307,7 @@
         </w:tcBorders>
       </w:tcPr>
     </w:tblStylePr>
-    <w:tblStylePr w:type="lastCol">
-      <w:rPr>
-        <w:i/>
-        <w:color w:val="404040"/>
-      </w:rPr>
-      <w:pPr>
-        <w:pBdr/>
-        <w:spacing/>
-        <w:ind/>
-      </w:pPr>
-      <w:tblPr>
-        <w:tblBorders/>
-      </w:tblPr>
-      <w:tcPr>
-        <w:shd w:color="ffffff"/>
-        <w:tcBorders>
-          <w:top w:val="none" w:color="000000" w:sz="4" w:space="0"/>
-          <w:left w:val="none" w:color="000000" w:sz="4" w:space="0"/>
-          <w:bottom w:val="none" w:color="000000" w:sz="4" w:space="0"/>
-          <w:right w:val="none" w:color="000000" w:sz="4" w:space="0"/>
-        </w:tcBorders>
-      </w:tcPr>
-    </w:tblStylePr>
-    <w:tblStylePr w:type="lastRow">
+    <w:tblStylePr w:type="firstRow">
       <w:rPr>
         <w:b/>
         <w:color w:val="404040"/>
@@ -6225,6 +6330,52 @@
         </w:tcBorders>
       </w:tcPr>
     </w:tblStylePr>
+    <w:tblStylePr w:type="lastCol">
+      <w:rPr>
+        <w:i/>
+        <w:color w:val="404040"/>
+      </w:rPr>
+      <w:pPr>
+        <w:pBdr/>
+        <w:spacing/>
+        <w:ind/>
+      </w:pPr>
+      <w:tblPr>
+        <w:tblBorders/>
+      </w:tblPr>
+      <w:tcPr>
+        <w:shd w:val="clear" w:color="ffffff"/>
+        <w:tcBorders>
+          <w:top w:val="none" w:color="000000" w:sz="4" w:space="0"/>
+          <w:left w:val="none" w:color="000000" w:sz="4" w:space="0"/>
+          <w:bottom w:val="none" w:color="000000" w:sz="4" w:space="0"/>
+          <w:right w:val="none" w:color="000000" w:sz="4" w:space="0"/>
+        </w:tcBorders>
+      </w:tcPr>
+    </w:tblStylePr>
+    <w:tblStylePr w:type="lastRow">
+      <w:rPr>
+        <w:b/>
+        <w:color w:val="404040"/>
+      </w:rPr>
+      <w:pPr>
+        <w:pBdr/>
+        <w:spacing/>
+        <w:ind/>
+      </w:pPr>
+      <w:tblPr>
+        <w:tblBorders/>
+      </w:tblPr>
+      <w:tcPr>
+        <w:shd w:val="clear" w:color="ffffff"/>
+        <w:tcBorders>
+          <w:top w:val="none" w:color="000000" w:sz="4" w:space="0"/>
+          <w:left w:val="none" w:color="000000" w:sz="4" w:space="0"/>
+          <w:bottom w:val="none" w:color="000000" w:sz="4" w:space="0"/>
+          <w:right w:val="none" w:color="000000" w:sz="4" w:space="0"/>
+        </w:tcBorders>
+      </w:tcPr>
+    </w:tblStylePr>
     <w:tblStylePr w:type="nwCell">
       <w:pPr>
         <w:pBdr/>
@@ -6291,9 +6442,9 @@
       </w:tcPr>
     </w:tblStylePr>
   </w:style>
-  <w:style w:type="table" w:styleId="38">
+  <w:style w:type="table" w:styleId="727">
     <w:name w:val="Grid Table 3 - Accent 5"/>
-    <w:basedOn w:val="665"/>
+    <w:basedOn w:val="887"/>
     <w:uiPriority w:val="99"/>
     <w:pPr>
       <w:pBdr/>
@@ -6392,29 +6543,6 @@
         <w:tblBorders/>
       </w:tblPr>
       <w:tcPr>
-        <w:shd w:color="ffffff"/>
-        <w:tcBorders>
-          <w:top w:val="none" w:color="000000" w:sz="4" w:space="0"/>
-          <w:left w:val="none" w:color="000000" w:sz="4" w:space="0"/>
-          <w:bottom w:val="none" w:color="000000" w:sz="4" w:space="0"/>
-          <w:right w:val="none" w:color="000000" w:sz="4" w:space="0"/>
-        </w:tcBorders>
-      </w:tcPr>
-    </w:tblStylePr>
-    <w:tblStylePr w:type="firstRow">
-      <w:rPr>
-        <w:b/>
-        <w:color w:val="404040"/>
-      </w:rPr>
-      <w:pPr>
-        <w:pBdr/>
-        <w:spacing/>
-        <w:ind/>
-      </w:pPr>
-      <w:tblPr>
-        <w:tblBorders/>
-      </w:tblPr>
-      <w:tcPr>
         <w:shd w:val="clear" w:color="ffffff"/>
         <w:tcBorders>
           <w:top w:val="none" w:color="000000" w:sz="4" w:space="0"/>
@@ -6424,30 +6552,7 @@
         </w:tcBorders>
       </w:tcPr>
     </w:tblStylePr>
-    <w:tblStylePr w:type="lastCol">
-      <w:rPr>
-        <w:i/>
-        <w:color w:val="404040"/>
-      </w:rPr>
-      <w:pPr>
-        <w:pBdr/>
-        <w:spacing/>
-        <w:ind/>
-      </w:pPr>
-      <w:tblPr>
-        <w:tblBorders/>
-      </w:tblPr>
-      <w:tcPr>
-        <w:shd w:color="ffffff"/>
-        <w:tcBorders>
-          <w:top w:val="none" w:color="000000" w:sz="4" w:space="0"/>
-          <w:left w:val="none" w:color="000000" w:sz="4" w:space="0"/>
-          <w:bottom w:val="none" w:color="000000" w:sz="4" w:space="0"/>
-          <w:right w:val="none" w:color="000000" w:sz="4" w:space="0"/>
-        </w:tcBorders>
-      </w:tcPr>
-    </w:tblStylePr>
-    <w:tblStylePr w:type="lastRow">
+    <w:tblStylePr w:type="firstRow">
       <w:rPr>
         <w:b/>
         <w:color w:val="404040"/>
@@ -6470,6 +6575,52 @@
         </w:tcBorders>
       </w:tcPr>
     </w:tblStylePr>
+    <w:tblStylePr w:type="lastCol">
+      <w:rPr>
+        <w:i/>
+        <w:color w:val="404040"/>
+      </w:rPr>
+      <w:pPr>
+        <w:pBdr/>
+        <w:spacing/>
+        <w:ind/>
+      </w:pPr>
+      <w:tblPr>
+        <w:tblBorders/>
+      </w:tblPr>
+      <w:tcPr>
+        <w:shd w:val="clear" w:color="ffffff"/>
+        <w:tcBorders>
+          <w:top w:val="none" w:color="000000" w:sz="4" w:space="0"/>
+          <w:left w:val="none" w:color="000000" w:sz="4" w:space="0"/>
+          <w:bottom w:val="none" w:color="000000" w:sz="4" w:space="0"/>
+          <w:right w:val="none" w:color="000000" w:sz="4" w:space="0"/>
+        </w:tcBorders>
+      </w:tcPr>
+    </w:tblStylePr>
+    <w:tblStylePr w:type="lastRow">
+      <w:rPr>
+        <w:b/>
+        <w:color w:val="404040"/>
+      </w:rPr>
+      <w:pPr>
+        <w:pBdr/>
+        <w:spacing/>
+        <w:ind/>
+      </w:pPr>
+      <w:tblPr>
+        <w:tblBorders/>
+      </w:tblPr>
+      <w:tcPr>
+        <w:shd w:val="clear" w:color="ffffff"/>
+        <w:tcBorders>
+          <w:top w:val="none" w:color="000000" w:sz="4" w:space="0"/>
+          <w:left w:val="none" w:color="000000" w:sz="4" w:space="0"/>
+          <w:bottom w:val="none" w:color="000000" w:sz="4" w:space="0"/>
+          <w:right w:val="none" w:color="000000" w:sz="4" w:space="0"/>
+        </w:tcBorders>
+      </w:tcPr>
+    </w:tblStylePr>
     <w:tblStylePr w:type="nwCell">
       <w:pPr>
         <w:pBdr/>
@@ -6536,9 +6687,9 @@
       </w:tcPr>
     </w:tblStylePr>
   </w:style>
-  <w:style w:type="table" w:styleId="39">
+  <w:style w:type="table" w:styleId="728">
     <w:name w:val="Grid Table 3 - Accent 6"/>
-    <w:basedOn w:val="665"/>
+    <w:basedOn w:val="887"/>
     <w:uiPriority w:val="99"/>
     <w:pPr>
       <w:pBdr/>
@@ -6637,29 +6788,6 @@
         <w:tblBorders/>
       </w:tblPr>
       <w:tcPr>
-        <w:shd w:color="ffffff"/>
-        <w:tcBorders>
-          <w:top w:val="none" w:color="000000" w:sz="4" w:space="0"/>
-          <w:left w:val="none" w:color="000000" w:sz="4" w:space="0"/>
-          <w:bottom w:val="none" w:color="000000" w:sz="4" w:space="0"/>
-          <w:right w:val="none" w:color="000000" w:sz="4" w:space="0"/>
-        </w:tcBorders>
-      </w:tcPr>
-    </w:tblStylePr>
-    <w:tblStylePr w:type="firstRow">
-      <w:rPr>
-        <w:b/>
-        <w:color w:val="404040"/>
-      </w:rPr>
-      <w:pPr>
-        <w:pBdr/>
-        <w:spacing/>
-        <w:ind/>
-      </w:pPr>
-      <w:tblPr>
-        <w:tblBorders/>
-      </w:tblPr>
-      <w:tcPr>
         <w:shd w:val="clear" w:color="ffffff"/>
         <w:tcBorders>
           <w:top w:val="none" w:color="000000" w:sz="4" w:space="0"/>
@@ -6669,30 +6797,7 @@
         </w:tcBorders>
       </w:tcPr>
     </w:tblStylePr>
-    <w:tblStylePr w:type="lastCol">
-      <w:rPr>
-        <w:i/>
-        <w:color w:val="404040"/>
-      </w:rPr>
-      <w:pPr>
-        <w:pBdr/>
-        <w:spacing/>
-        <w:ind/>
-      </w:pPr>
-      <w:tblPr>
-        <w:tblBorders/>
-      </w:tblPr>
-      <w:tcPr>
-        <w:shd w:color="ffffff"/>
-        <w:tcBorders>
-          <w:top w:val="none" w:color="000000" w:sz="4" w:space="0"/>
-          <w:left w:val="none" w:color="000000" w:sz="4" w:space="0"/>
-          <w:bottom w:val="none" w:color="000000" w:sz="4" w:space="0"/>
-          <w:right w:val="none" w:color="000000" w:sz="4" w:space="0"/>
-        </w:tcBorders>
-      </w:tcPr>
-    </w:tblStylePr>
-    <w:tblStylePr w:type="lastRow">
+    <w:tblStylePr w:type="firstRow">
       <w:rPr>
         <w:b/>
         <w:color w:val="404040"/>
@@ -6715,6 +6820,52 @@
         </w:tcBorders>
       </w:tcPr>
     </w:tblStylePr>
+    <w:tblStylePr w:type="lastCol">
+      <w:rPr>
+        <w:i/>
+        <w:color w:val="404040"/>
+      </w:rPr>
+      <w:pPr>
+        <w:pBdr/>
+        <w:spacing/>
+        <w:ind/>
+      </w:pPr>
+      <w:tblPr>
+        <w:tblBorders/>
+      </w:tblPr>
+      <w:tcPr>
+        <w:shd w:val="clear" w:color="ffffff"/>
+        <w:tcBorders>
+          <w:top w:val="none" w:color="000000" w:sz="4" w:space="0"/>
+          <w:left w:val="none" w:color="000000" w:sz="4" w:space="0"/>
+          <w:bottom w:val="none" w:color="000000" w:sz="4" w:space="0"/>
+          <w:right w:val="none" w:color="000000" w:sz="4" w:space="0"/>
+        </w:tcBorders>
+      </w:tcPr>
+    </w:tblStylePr>
+    <w:tblStylePr w:type="lastRow">
+      <w:rPr>
+        <w:b/>
+        <w:color w:val="404040"/>
+      </w:rPr>
+      <w:pPr>
+        <w:pBdr/>
+        <w:spacing/>
+        <w:ind/>
+      </w:pPr>
+      <w:tblPr>
+        <w:tblBorders/>
+      </w:tblPr>
+      <w:tcPr>
+        <w:shd w:val="clear" w:color="ffffff"/>
+        <w:tcBorders>
+          <w:top w:val="none" w:color="000000" w:sz="4" w:space="0"/>
+          <w:left w:val="none" w:color="000000" w:sz="4" w:space="0"/>
+          <w:bottom w:val="none" w:color="000000" w:sz="4" w:space="0"/>
+          <w:right w:val="none" w:color="000000" w:sz="4" w:space="0"/>
+        </w:tcBorders>
+      </w:tcPr>
+    </w:tblStylePr>
     <w:tblStylePr w:type="nwCell">
       <w:pPr>
         <w:pBdr/>
@@ -6781,9 +6932,9 @@
       </w:tcPr>
     </w:tblStylePr>
   </w:style>
-  <w:style w:type="table" w:styleId="40">
+  <w:style w:type="table" w:styleId="729">
     <w:name w:val="Grid Table 4"/>
-    <w:basedOn w:val="665"/>
+    <w:basedOn w:val="887"/>
     <w:uiPriority w:val="59"/>
     <w:pPr>
       <w:pBdr/>
@@ -7014,9 +7165,9 @@
       </w:tcPr>
     </w:tblStylePr>
   </w:style>
-  <w:style w:type="table" w:styleId="41">
+  <w:style w:type="table" w:styleId="730">
     <w:name w:val="Grid Table 4 - Accent 1"/>
-    <w:basedOn w:val="665"/>
+    <w:basedOn w:val="887"/>
     <w:uiPriority w:val="59"/>
     <w:pPr>
       <w:pBdr/>
@@ -7247,9 +7398,9 @@
       </w:tcPr>
     </w:tblStylePr>
   </w:style>
-  <w:style w:type="table" w:styleId="42">
+  <w:style w:type="table" w:styleId="731">
     <w:name w:val="Grid Table 4 - Accent 2"/>
-    <w:basedOn w:val="665"/>
+    <w:basedOn w:val="887"/>
     <w:uiPriority w:val="59"/>
     <w:pPr>
       <w:pBdr/>
@@ -7480,9 +7631,9 @@
       </w:tcPr>
     </w:tblStylePr>
   </w:style>
-  <w:style w:type="table" w:styleId="43">
+  <w:style w:type="table" w:styleId="732">
     <w:name w:val="Grid Table 4 - Accent 3"/>
-    <w:basedOn w:val="665"/>
+    <w:basedOn w:val="887"/>
     <w:uiPriority w:val="59"/>
     <w:pPr>
       <w:pBdr/>
@@ -7713,9 +7864,9 @@
       </w:tcPr>
     </w:tblStylePr>
   </w:style>
-  <w:style w:type="table" w:styleId="44">
+  <w:style w:type="table" w:styleId="733">
     <w:name w:val="Grid Table 4 - Accent 4"/>
-    <w:basedOn w:val="665"/>
+    <w:basedOn w:val="887"/>
     <w:uiPriority w:val="59"/>
     <w:pPr>
       <w:pBdr/>
@@ -7946,9 +8097,9 @@
       </w:tcPr>
     </w:tblStylePr>
   </w:style>
-  <w:style w:type="table" w:styleId="45">
+  <w:style w:type="table" w:styleId="734">
     <w:name w:val="Grid Table 4 - Accent 5"/>
-    <w:basedOn w:val="665"/>
+    <w:basedOn w:val="887"/>
     <w:uiPriority w:val="59"/>
     <w:pPr>
       <w:pBdr/>
@@ -8179,9 +8330,9 @@
       </w:tcPr>
     </w:tblStylePr>
   </w:style>
-  <w:style w:type="table" w:styleId="46">
+  <w:style w:type="table" w:styleId="735">
     <w:name w:val="Grid Table 4 - Accent 6"/>
-    <w:basedOn w:val="665"/>
+    <w:basedOn w:val="887"/>
     <w:uiPriority w:val="59"/>
     <w:pPr>
       <w:pBdr/>
@@ -8412,9 +8563,9 @@
       </w:tcPr>
     </w:tblStylePr>
   </w:style>
-  <w:style w:type="table" w:styleId="47">
+  <w:style w:type="table" w:styleId="736">
     <w:name w:val="Grid Table 5 Dark"/>
-    <w:basedOn w:val="665"/>
+    <w:basedOn w:val="887"/>
     <w:uiPriority w:val="99"/>
     <w:pPr>
       <w:pBdr/>
@@ -8640,9 +8791,9 @@
       </w:tcPr>
     </w:tblStylePr>
   </w:style>
-  <w:style w:type="table" w:styleId="48">
+  <w:style w:type="table" w:styleId="737">
     <w:name w:val="Grid Table 5 Dark- Accent 1"/>
-    <w:basedOn w:val="665"/>
+    <w:basedOn w:val="887"/>
     <w:uiPriority w:val="99"/>
     <w:pPr>
       <w:pBdr/>
@@ -8868,9 +9019,9 @@
       </w:tcPr>
     </w:tblStylePr>
   </w:style>
-  <w:style w:type="table" w:styleId="49">
+  <w:style w:type="table" w:styleId="738">
     <w:name w:val="Grid Table 5 Dark - Accent 2"/>
-    <w:basedOn w:val="665"/>
+    <w:basedOn w:val="887"/>
     <w:uiPriority w:val="99"/>
     <w:pPr>
       <w:pBdr/>
@@ -9096,9 +9247,9 @@
       </w:tcPr>
     </w:tblStylePr>
   </w:style>
-  <w:style w:type="table" w:styleId="50">
+  <w:style w:type="table" w:styleId="739">
     <w:name w:val="Grid Table 5 Dark - Accent 3"/>
-    <w:basedOn w:val="665"/>
+    <w:basedOn w:val="887"/>
     <w:uiPriority w:val="99"/>
     <w:pPr>
       <w:pBdr/>
@@ -9324,9 +9475,9 @@
       </w:tcPr>
     </w:tblStylePr>
   </w:style>
-  <w:style w:type="table" w:styleId="51">
+  <w:style w:type="table" w:styleId="740">
     <w:name w:val="Grid Table 5 Dark- Accent 4"/>
-    <w:basedOn w:val="665"/>
+    <w:basedOn w:val="887"/>
     <w:uiPriority w:val="99"/>
     <w:pPr>
       <w:pBdr/>
@@ -9552,9 +9703,9 @@
       </w:tcPr>
     </w:tblStylePr>
   </w:style>
-  <w:style w:type="table" w:styleId="52">
+  <w:style w:type="table" w:styleId="741">
     <w:name w:val="Grid Table 5 Dark - Accent 5"/>
-    <w:basedOn w:val="665"/>
+    <w:basedOn w:val="887"/>
     <w:uiPriority w:val="99"/>
     <w:pPr>
       <w:pBdr/>
@@ -9780,9 +9931,9 @@
       </w:tcPr>
     </w:tblStylePr>
   </w:style>
-  <w:style w:type="table" w:styleId="53">
+  <w:style w:type="table" w:styleId="742">
     <w:name w:val="Grid Table 5 Dark - Accent 6"/>
-    <w:basedOn w:val="665"/>
+    <w:basedOn w:val="887"/>
     <w:uiPriority w:val="99"/>
     <w:pPr>
       <w:pBdr/>
@@ -10008,9 +10159,9 @@
       </w:tcPr>
     </w:tblStylePr>
   </w:style>
-  <w:style w:type="table" w:styleId="54">
+  <w:style w:type="table" w:styleId="743">
     <w:name w:val="Grid Table 6 Colorful"/>
-    <w:basedOn w:val="665"/>
+    <w:basedOn w:val="887"/>
     <w:uiPriority w:val="99"/>
     <w:pPr>
       <w:pBdr/>
@@ -10238,9 +10389,9 @@
       </w:tcPr>
     </w:tblStylePr>
   </w:style>
-  <w:style w:type="table" w:styleId="55">
+  <w:style w:type="table" w:styleId="744">
     <w:name w:val="Grid Table 6 Colorful - Accent 1"/>
-    <w:basedOn w:val="665"/>
+    <w:basedOn w:val="887"/>
     <w:uiPriority w:val="99"/>
     <w:pPr>
       <w:pBdr/>
@@ -10468,9 +10619,9 @@
       </w:tcPr>
     </w:tblStylePr>
   </w:style>
-  <w:style w:type="table" w:styleId="56">
+  <w:style w:type="table" w:styleId="745">
     <w:name w:val="Grid Table 6 Colorful - Accent 2"/>
-    <w:basedOn w:val="665"/>
+    <w:basedOn w:val="887"/>
     <w:uiPriority w:val="99"/>
     <w:pPr>
       <w:pBdr/>
@@ -10698,9 +10849,9 @@
       </w:tcPr>
     </w:tblStylePr>
   </w:style>
-  <w:style w:type="table" w:styleId="57">
+  <w:style w:type="table" w:styleId="746">
     <w:name w:val="Grid Table 6 Colorful - Accent 3"/>
-    <w:basedOn w:val="665"/>
+    <w:basedOn w:val="887"/>
     <w:uiPriority w:val="99"/>
     <w:pPr>
       <w:pBdr/>
@@ -10928,9 +11079,9 @@
       </w:tcPr>
     </w:tblStylePr>
   </w:style>
-  <w:style w:type="table" w:styleId="58">
+  <w:style w:type="table" w:styleId="747">
     <w:name w:val="Grid Table 6 Colorful - Accent 4"/>
-    <w:basedOn w:val="665"/>
+    <w:basedOn w:val="887"/>
     <w:uiPriority w:val="99"/>
     <w:pPr>
       <w:pBdr/>
@@ -11158,9 +11309,9 @@
       </w:tcPr>
     </w:tblStylePr>
   </w:style>
-  <w:style w:type="table" w:styleId="59">
+  <w:style w:type="table" w:styleId="748">
     <w:name w:val="Grid Table 6 Colorful - Accent 5"/>
-    <w:basedOn w:val="665"/>
+    <w:basedOn w:val="887"/>
     <w:uiPriority w:val="99"/>
     <w:pPr>
       <w:pBdr/>
@@ -11388,9 +11539,9 @@
       </w:tcPr>
     </w:tblStylePr>
   </w:style>
-  <w:style w:type="table" w:styleId="60">
+  <w:style w:type="table" w:styleId="749">
     <w:name w:val="Grid Table 6 Colorful - Accent 6"/>
-    <w:basedOn w:val="665"/>
+    <w:basedOn w:val="887"/>
     <w:uiPriority w:val="99"/>
     <w:pPr>
       <w:pBdr/>
@@ -11618,9 +11769,9 @@
       </w:tcPr>
     </w:tblStylePr>
   </w:style>
-  <w:style w:type="table" w:styleId="61">
+  <w:style w:type="table" w:styleId="750">
     <w:name w:val="Grid Table 7 Colorful"/>
-    <w:basedOn w:val="665"/>
+    <w:basedOn w:val="887"/>
     <w:uiPriority w:val="99"/>
     <w:pPr>
       <w:pBdr/>
@@ -11722,11 +11873,11 @@
         <w:tblBorders/>
       </w:tblPr>
       <w:tcPr>
-        <w:shd w:color="ffffff"/>
+        <w:shd w:val="clear" w:color="ffffff"/>
         <w:tcBorders>
-          <w:top w:val="none"/>
-          <w:left w:val="none"/>
-          <w:bottom w:val="none"/>
+          <w:top w:val="none" w:color="000000" w:sz="4" w:space="0"/>
+          <w:left w:val="none" w:color="000000" w:sz="4" w:space="0"/>
+          <w:bottom w:val="none" w:color="000000" w:sz="4" w:space="0"/>
           <w:right w:val="single" w:color="000000" w:themeColor="text1" w:themeTint="80" w:sz="4" w:space="0"/>
         </w:tcBorders>
       </w:tcPr>
@@ -11749,10 +11900,10 @@
       <w:tcPr>
         <w:shd w:val="clear" w:color="ffffff" w:themeColor="light1" w:fill="ffffff" w:themeFill="light1"/>
         <w:tcBorders>
-          <w:top w:val="none"/>
-          <w:left w:val="none"/>
+          <w:top w:val="none" w:color="000000" w:sz="4" w:space="0"/>
+          <w:left w:val="none" w:color="000000" w:sz="4" w:space="0"/>
           <w:bottom w:val="single" w:color="000000" w:themeColor="text1" w:themeTint="80" w:sz="4" w:space="0"/>
-          <w:right w:val="none"/>
+          <w:right w:val="none" w:color="000000" w:sz="4" w:space="0"/>
         </w:tcBorders>
       </w:tcPr>
     </w:tblStylePr>
@@ -11772,12 +11923,12 @@
         <w:tblBorders/>
       </w:tblPr>
       <w:tcPr>
-        <w:shd w:color="ffffff"/>
+        <w:shd w:val="clear" w:color="ffffff"/>
         <w:tcBorders>
-          <w:top w:val="none"/>
+          <w:top w:val="none" w:color="000000" w:sz="4" w:space="0"/>
           <w:left w:val="single" w:color="000000" w:themeColor="text1" w:themeTint="80" w:sz="4" w:space="0"/>
-          <w:bottom w:val="none"/>
-          <w:right w:val="none"/>
+          <w:bottom w:val="none" w:color="000000" w:sz="4" w:space="0"/>
+          <w:right w:val="none" w:color="000000" w:sz="4" w:space="0"/>
         </w:tcBorders>
       </w:tcPr>
     </w:tblStylePr>
@@ -11800,9 +11951,9 @@
         <w:shd w:val="clear" w:color="ffffff" w:themeColor="light1" w:fill="ffffff" w:themeFill="light1"/>
         <w:tcBorders>
           <w:top w:val="single" w:color="000000" w:themeColor="text1" w:themeTint="80" w:sz="4" w:space="0"/>
-          <w:left w:val="none"/>
-          <w:bottom w:val="none"/>
-          <w:right w:val="none"/>
+          <w:left w:val="none" w:color="000000" w:sz="4" w:space="0"/>
+          <w:bottom w:val="none" w:color="000000" w:sz="4" w:space="0"/>
+          <w:right w:val="none" w:color="000000" w:sz="4" w:space="0"/>
         </w:tcBorders>
       </w:tcPr>
     </w:tblStylePr>
@@ -11872,9 +12023,9 @@
       </w:tcPr>
     </w:tblStylePr>
   </w:style>
-  <w:style w:type="table" w:styleId="62">
+  <w:style w:type="table" w:styleId="751">
     <w:name w:val="Grid Table 7 Colorful - Accent 1"/>
-    <w:basedOn w:val="665"/>
+    <w:basedOn w:val="887"/>
     <w:uiPriority w:val="99"/>
     <w:pPr>
       <w:pBdr/>
@@ -11976,11 +12127,11 @@
         <w:tblBorders/>
       </w:tblPr>
       <w:tcPr>
-        <w:shd w:color="ffffff"/>
+        <w:shd w:val="clear" w:color="ffffff"/>
         <w:tcBorders>
-          <w:top w:val="none"/>
-          <w:left w:val="none"/>
-          <w:bottom w:val="none"/>
+          <w:top w:val="none" w:color="000000" w:sz="4" w:space="0"/>
+          <w:left w:val="none" w:color="000000" w:sz="4" w:space="0"/>
+          <w:bottom w:val="none" w:color="000000" w:sz="4" w:space="0"/>
           <w:right w:val="single" w:color="000000" w:themeColor="accent1" w:themeTint="80" w:sz="4" w:space="0"/>
         </w:tcBorders>
       </w:tcPr>
@@ -12003,10 +12154,10 @@
       <w:tcPr>
         <w:shd w:val="clear" w:color="ffffff" w:themeColor="light1" w:fill="ffffff" w:themeFill="light1"/>
         <w:tcBorders>
-          <w:top w:val="none"/>
-          <w:left w:val="none"/>
+          <w:top w:val="none" w:color="000000" w:sz="4" w:space="0"/>
+          <w:left w:val="none" w:color="000000" w:sz="4" w:space="0"/>
           <w:bottom w:val="single" w:color="000000" w:themeColor="accent1" w:themeTint="80" w:sz="4" w:space="0"/>
-          <w:right w:val="none"/>
+          <w:right w:val="none" w:color="000000" w:sz="4" w:space="0"/>
         </w:tcBorders>
       </w:tcPr>
     </w:tblStylePr>
@@ -12026,12 +12177,12 @@
         <w:tblBorders/>
       </w:tblPr>
       <w:tcPr>
-        <w:shd w:color="ffffff"/>
+        <w:shd w:val="clear" w:color="ffffff"/>
         <w:tcBorders>
-          <w:top w:val="none"/>
+          <w:top w:val="none" w:color="000000" w:sz="4" w:space="0"/>
           <w:left w:val="single" w:color="000000" w:themeColor="accent1" w:themeTint="80" w:sz="4" w:space="0"/>
-          <w:bottom w:val="none"/>
-          <w:right w:val="none"/>
+          <w:bottom w:val="none" w:color="000000" w:sz="4" w:space="0"/>
+          <w:right w:val="none" w:color="000000" w:sz="4" w:space="0"/>
         </w:tcBorders>
       </w:tcPr>
     </w:tblStylePr>
@@ -12054,9 +12205,9 @@
         <w:shd w:val="clear" w:color="ffffff" w:themeColor="light1" w:fill="ffffff" w:themeFill="light1"/>
         <w:tcBorders>
           <w:top w:val="single" w:color="000000" w:themeColor="accent1" w:themeTint="80" w:sz="4" w:space="0"/>
-          <w:left w:val="none"/>
-          <w:bottom w:val="none"/>
-          <w:right w:val="none"/>
+          <w:left w:val="none" w:color="000000" w:sz="4" w:space="0"/>
+          <w:bottom w:val="none" w:color="000000" w:sz="4" w:space="0"/>
+          <w:right w:val="none" w:color="000000" w:sz="4" w:space="0"/>
         </w:tcBorders>
       </w:tcPr>
     </w:tblStylePr>
@@ -12126,9 +12277,9 @@
       </w:tcPr>
     </w:tblStylePr>
   </w:style>
-  <w:style w:type="table" w:styleId="63">
+  <w:style w:type="table" w:styleId="752">
     <w:name w:val="Grid Table 7 Colorful - Accent 2"/>
-    <w:basedOn w:val="665"/>
+    <w:basedOn w:val="887"/>
     <w:uiPriority w:val="99"/>
     <w:pPr>
       <w:pBdr/>
@@ -12230,11 +12381,11 @@
         <w:tblBorders/>
       </w:tblPr>
       <w:tcPr>
-        <w:shd w:color="ffffff"/>
+        <w:shd w:val="clear" w:color="ffffff"/>
         <w:tcBorders>
-          <w:top w:val="none"/>
-          <w:left w:val="none"/>
-          <w:bottom w:val="none"/>
+          <w:top w:val="none" w:color="000000" w:sz="4" w:space="0"/>
+          <w:left w:val="none" w:color="000000" w:sz="4" w:space="0"/>
+          <w:bottom w:val="none" w:color="000000" w:sz="4" w:space="0"/>
           <w:right w:val="single" w:color="000000" w:themeColor="accent2" w:themeTint="97" w:sz="4" w:space="0"/>
         </w:tcBorders>
       </w:tcPr>
@@ -12257,10 +12408,10 @@
       <w:tcPr>
         <w:shd w:val="clear" w:color="ffffff" w:themeColor="light1" w:fill="ffffff" w:themeFill="light1"/>
         <w:tcBorders>
-          <w:top w:val="none"/>
-          <w:left w:val="none"/>
+          <w:top w:val="none" w:color="000000" w:sz="4" w:space="0"/>
+          <w:left w:val="none" w:color="000000" w:sz="4" w:space="0"/>
           <w:bottom w:val="single" w:color="000000" w:themeColor="accent2" w:themeTint="97" w:sz="4" w:space="0"/>
-          <w:right w:val="none"/>
+          <w:right w:val="none" w:color="000000" w:sz="4" w:space="0"/>
         </w:tcBorders>
       </w:tcPr>
     </w:tblStylePr>
@@ -12280,12 +12431,12 @@
         <w:tblBorders/>
       </w:tblPr>
       <w:tcPr>
-        <w:shd w:color="ffffff"/>
+        <w:shd w:val="clear" w:color="ffffff"/>
         <w:tcBorders>
-          <w:top w:val="none"/>
+          <w:top w:val="none" w:color="000000" w:sz="4" w:space="0"/>
           <w:left w:val="single" w:color="000000" w:themeColor="accent2" w:themeTint="97" w:sz="4" w:space="0"/>
-          <w:bottom w:val="none"/>
-          <w:right w:val="none"/>
+          <w:bottom w:val="none" w:color="000000" w:sz="4" w:space="0"/>
+          <w:right w:val="none" w:color="000000" w:sz="4" w:space="0"/>
         </w:tcBorders>
       </w:tcPr>
     </w:tblStylePr>
@@ -12308,9 +12459,9 @@
         <w:shd w:val="clear" w:color="ffffff" w:themeColor="light1" w:fill="ffffff" w:themeFill="light1"/>
         <w:tcBorders>
           <w:top w:val="single" w:color="000000" w:themeColor="accent2" w:themeTint="97" w:sz="4" w:space="0"/>
-          <w:left w:val="none"/>
-          <w:bottom w:val="none"/>
-          <w:right w:val="none"/>
+          <w:left w:val="none" w:color="000000" w:sz="4" w:space="0"/>
+          <w:bottom w:val="none" w:color="000000" w:sz="4" w:space="0"/>
+          <w:right w:val="none" w:color="000000" w:sz="4" w:space="0"/>
         </w:tcBorders>
       </w:tcPr>
     </w:tblStylePr>
@@ -12380,9 +12531,9 @@
       </w:tcPr>
     </w:tblStylePr>
   </w:style>
-  <w:style w:type="table" w:styleId="64">
+  <w:style w:type="table" w:styleId="753">
     <w:name w:val="Grid Table 7 Colorful - Accent 3"/>
-    <w:basedOn w:val="665"/>
+    <w:basedOn w:val="887"/>
     <w:uiPriority w:val="99"/>
     <w:pPr>
       <w:pBdr/>
@@ -12484,11 +12635,11 @@
         <w:tblBorders/>
       </w:tblPr>
       <w:tcPr>
-        <w:shd w:color="ffffff"/>
+        <w:shd w:val="clear" w:color="ffffff"/>
         <w:tcBorders>
-          <w:top w:val="none"/>
-          <w:left w:val="none"/>
-          <w:bottom w:val="none"/>
+          <w:top w:val="none" w:color="000000" w:sz="4" w:space="0"/>
+          <w:left w:val="none" w:color="000000" w:sz="4" w:space="0"/>
+          <w:bottom w:val="none" w:color="000000" w:sz="4" w:space="0"/>
           <w:right w:val="single" w:color="000000" w:themeColor="accent3" w:themeTint="FE" w:sz="4" w:space="0"/>
         </w:tcBorders>
       </w:tcPr>
@@ -12511,10 +12662,10 @@
       <w:tcPr>
         <w:shd w:val="clear" w:color="ffffff" w:themeColor="light1" w:fill="ffffff" w:themeFill="light1"/>
         <w:tcBorders>
-          <w:top w:val="none"/>
-          <w:left w:val="none"/>
+          <w:top w:val="none" w:color="000000" w:sz="4" w:space="0"/>
+          <w:left w:val="none" w:color="000000" w:sz="4" w:space="0"/>
           <w:bottom w:val="single" w:color="000000" w:themeColor="accent3" w:themeTint="FE" w:sz="4" w:space="0"/>
-          <w:right w:val="none"/>
+          <w:right w:val="none" w:color="000000" w:sz="4" w:space="0"/>
         </w:tcBorders>
       </w:tcPr>
     </w:tblStylePr>
@@ -12534,12 +12685,12 @@
         <w:tblBorders/>
       </w:tblPr>
       <w:tcPr>
-        <w:shd w:color="ffffff"/>
+        <w:shd w:val="clear" w:color="ffffff"/>
         <w:tcBorders>
-          <w:top w:val="none"/>
+          <w:top w:val="none" w:color="000000" w:sz="4" w:space="0"/>
           <w:left w:val="single" w:color="000000" w:themeColor="accent3" w:themeTint="FE" w:sz="4" w:space="0"/>
-          <w:bottom w:val="none"/>
-          <w:right w:val="none"/>
+          <w:bottom w:val="none" w:color="000000" w:sz="4" w:space="0"/>
+          <w:right w:val="none" w:color="000000" w:sz="4" w:space="0"/>
         </w:tcBorders>
       </w:tcPr>
     </w:tblStylePr>
@@ -12562,9 +12713,9 @@
         <w:shd w:val="clear" w:color="ffffff" w:themeColor="light1" w:fill="ffffff" w:themeFill="light1"/>
         <w:tcBorders>
           <w:top w:val="single" w:color="000000" w:themeColor="accent3" w:themeTint="FE" w:sz="4" w:space="0"/>
-          <w:left w:val="none"/>
-          <w:bottom w:val="none"/>
-          <w:right w:val="none"/>
+          <w:left w:val="none" w:color="000000" w:sz="4" w:space="0"/>
+          <w:bottom w:val="none" w:color="000000" w:sz="4" w:space="0"/>
+          <w:right w:val="none" w:color="000000" w:sz="4" w:space="0"/>
         </w:tcBorders>
       </w:tcPr>
     </w:tblStylePr>
@@ -12634,9 +12785,9 @@
       </w:tcPr>
     </w:tblStylePr>
   </w:style>
-  <w:style w:type="table" w:styleId="65">
+  <w:style w:type="table" w:styleId="754">
     <w:name w:val="Grid Table 7 Colorful - Accent 4"/>
-    <w:basedOn w:val="665"/>
+    <w:basedOn w:val="887"/>
     <w:uiPriority w:val="99"/>
     <w:pPr>
       <w:pBdr/>
@@ -12738,11 +12889,11 @@
         <w:tblBorders/>
       </w:tblPr>
       <w:tcPr>
-        <w:shd w:color="ffffff"/>
+        <w:shd w:val="clear" w:color="ffffff"/>
         <w:tcBorders>
-          <w:top w:val="none"/>
-          <w:left w:val="none"/>
-          <w:bottom w:val="none"/>
+          <w:top w:val="none" w:color="000000" w:sz="4" w:space="0"/>
+          <w:left w:val="none" w:color="000000" w:sz="4" w:space="0"/>
+          <w:bottom w:val="none" w:color="000000" w:sz="4" w:space="0"/>
           <w:right w:val="single" w:color="000000" w:themeColor="accent4" w:themeTint="9A" w:sz="4" w:space="0"/>
         </w:tcBorders>
       </w:tcPr>
@@ -12765,10 +12916,10 @@
       <w:tcPr>
         <w:shd w:val="clear" w:color="ffffff" w:themeColor="light1" w:fill="ffffff" w:themeFill="light1"/>
         <w:tcBorders>
-          <w:top w:val="none"/>
-          <w:left w:val="none"/>
+          <w:top w:val="none" w:color="000000" w:sz="4" w:space="0"/>
+          <w:left w:val="none" w:color="000000" w:sz="4" w:space="0"/>
           <w:bottom w:val="single" w:color="000000" w:themeColor="accent4" w:themeTint="9A" w:sz="4" w:space="0"/>
-          <w:right w:val="none"/>
+          <w:right w:val="none" w:color="000000" w:sz="4" w:space="0"/>
         </w:tcBorders>
       </w:tcPr>
     </w:tblStylePr>
@@ -12788,12 +12939,12 @@
         <w:tblBorders/>
       </w:tblPr>
       <w:tcPr>
-        <w:shd w:color="ffffff"/>
+        <w:shd w:val="clear" w:color="ffffff"/>
         <w:tcBorders>
-          <w:top w:val="none"/>
+          <w:top w:val="none" w:color="000000" w:sz="4" w:space="0"/>
           <w:left w:val="single" w:color="000000" w:themeColor="accent4" w:themeTint="9A" w:sz="4" w:space="0"/>
-          <w:bottom w:val="none"/>
-          <w:right w:val="none"/>
+          <w:bottom w:val="none" w:color="000000" w:sz="4" w:space="0"/>
+          <w:right w:val="none" w:color="000000" w:sz="4" w:space="0"/>
         </w:tcBorders>
       </w:tcPr>
     </w:tblStylePr>
@@ -12816,9 +12967,9 @@
         <w:shd w:val="clear" w:color="ffffff" w:themeColor="light1" w:fill="ffffff" w:themeFill="light1"/>
         <w:tcBorders>
           <w:top w:val="single" w:color="000000" w:themeColor="accent4" w:themeTint="9A" w:sz="4" w:space="0"/>
-          <w:left w:val="none"/>
-          <w:bottom w:val="none"/>
-          <w:right w:val="none"/>
+          <w:left w:val="none" w:color="000000" w:sz="4" w:space="0"/>
+          <w:bottom w:val="none" w:color="000000" w:sz="4" w:space="0"/>
+          <w:right w:val="none" w:color="000000" w:sz="4" w:space="0"/>
         </w:tcBorders>
       </w:tcPr>
     </w:tblStylePr>
@@ -12888,9 +13039,9 @@
       </w:tcPr>
     </w:tblStylePr>
   </w:style>
-  <w:style w:type="table" w:styleId="66">
+  <w:style w:type="table" w:styleId="755">
     <w:name w:val="Grid Table 7 Colorful - Accent 5"/>
-    <w:basedOn w:val="665"/>
+    <w:basedOn w:val="887"/>
     <w:uiPriority w:val="99"/>
     <w:pPr>
       <w:pBdr/>
@@ -12992,11 +13143,11 @@
         <w:tblBorders/>
       </w:tblPr>
       <w:tcPr>
-        <w:shd w:color="ffffff"/>
+        <w:shd w:val="clear" w:color="ffffff"/>
         <w:tcBorders>
-          <w:top w:val="none"/>
-          <w:left w:val="none"/>
-          <w:bottom w:val="none"/>
+          <w:top w:val="none" w:color="000000" w:sz="4" w:space="0"/>
+          <w:left w:val="none" w:color="000000" w:sz="4" w:space="0"/>
+          <w:bottom w:val="none" w:color="000000" w:sz="4" w:space="0"/>
           <w:right w:val="single" w:color="000000" w:themeColor="accent5" w:themeTint="90" w:sz="4" w:space="0"/>
         </w:tcBorders>
       </w:tcPr>
@@ -13019,10 +13170,10 @@
       <w:tcPr>
         <w:shd w:val="clear" w:color="ffffff" w:themeColor="light1" w:fill="ffffff" w:themeFill="light1"/>
         <w:tcBorders>
-          <w:top w:val="none"/>
-          <w:left w:val="none"/>
+          <w:top w:val="none" w:color="000000" w:sz="4" w:space="0"/>
+          <w:left w:val="none" w:color="000000" w:sz="4" w:space="0"/>
           <w:bottom w:val="single" w:color="000000" w:themeColor="accent5" w:themeTint="90" w:sz="4" w:space="0"/>
-          <w:right w:val="none"/>
+          <w:right w:val="none" w:color="000000" w:sz="4" w:space="0"/>
         </w:tcBorders>
       </w:tcPr>
     </w:tblStylePr>
@@ -13042,12 +13193,12 @@
         <w:tblBorders/>
       </w:tblPr>
       <w:tcPr>
-        <w:shd w:color="ffffff"/>
+        <w:shd w:val="clear" w:color="ffffff"/>
         <w:tcBorders>
-          <w:top w:val="none"/>
+          <w:top w:val="none" w:color="000000" w:sz="4" w:space="0"/>
           <w:left w:val="single" w:color="000000" w:themeColor="accent5" w:themeTint="90" w:sz="4" w:space="0"/>
-          <w:bottom w:val="none"/>
-          <w:right w:val="none"/>
+          <w:bottom w:val="none" w:color="000000" w:sz="4" w:space="0"/>
+          <w:right w:val="none" w:color="000000" w:sz="4" w:space="0"/>
         </w:tcBorders>
       </w:tcPr>
     </w:tblStylePr>
@@ -13070,9 +13221,9 @@
         <w:shd w:val="clear" w:color="ffffff" w:themeColor="light1" w:fill="ffffff" w:themeFill="light1"/>
         <w:tcBorders>
           <w:top w:val="single" w:color="000000" w:themeColor="accent5" w:themeTint="90" w:sz="4" w:space="0"/>
-          <w:left w:val="none"/>
-          <w:bottom w:val="none"/>
-          <w:right w:val="none"/>
+          <w:left w:val="none" w:color="000000" w:sz="4" w:space="0"/>
+          <w:bottom w:val="none" w:color="000000" w:sz="4" w:space="0"/>
+          <w:right w:val="none" w:color="000000" w:sz="4" w:space="0"/>
         </w:tcBorders>
       </w:tcPr>
     </w:tblStylePr>
@@ -13142,9 +13293,9 @@
       </w:tcPr>
     </w:tblStylePr>
   </w:style>
-  <w:style w:type="table" w:styleId="67">
+  <w:style w:type="table" w:styleId="756">
     <w:name w:val="Grid Table 7 Colorful - Accent 6"/>
-    <w:basedOn w:val="665"/>
+    <w:basedOn w:val="887"/>
     <w:uiPriority w:val="99"/>
     <w:pPr>
       <w:pBdr/>
@@ -13246,11 +13397,11 @@
         <w:tblBorders/>
       </w:tblPr>
       <w:tcPr>
-        <w:shd w:color="ffffff"/>
+        <w:shd w:val="clear" w:color="ffffff"/>
         <w:tcBorders>
-          <w:top w:val="none"/>
-          <w:left w:val="none"/>
-          <w:bottom w:val="none"/>
+          <w:top w:val="none" w:color="000000" w:sz="4" w:space="0"/>
+          <w:left w:val="none" w:color="000000" w:sz="4" w:space="0"/>
+          <w:bottom w:val="none" w:color="000000" w:sz="4" w:space="0"/>
           <w:right w:val="single" w:color="000000" w:themeColor="accent6" w:themeTint="90" w:sz="4" w:space="0"/>
         </w:tcBorders>
       </w:tcPr>
@@ -13273,10 +13424,10 @@
       <w:tcPr>
         <w:shd w:val="clear" w:color="ffffff" w:themeColor="light1" w:fill="ffffff" w:themeFill="light1"/>
         <w:tcBorders>
-          <w:top w:val="none"/>
-          <w:left w:val="none"/>
+          <w:top w:val="none" w:color="000000" w:sz="4" w:space="0"/>
+          <w:left w:val="none" w:color="000000" w:sz="4" w:space="0"/>
           <w:bottom w:val="single" w:color="000000" w:themeColor="accent6" w:themeTint="90" w:sz="4" w:space="0"/>
-          <w:right w:val="none"/>
+          <w:right w:val="none" w:color="000000" w:sz="4" w:space="0"/>
         </w:tcBorders>
       </w:tcPr>
     </w:tblStylePr>
@@ -13296,12 +13447,12 @@
         <w:tblBorders/>
       </w:tblPr>
       <w:tcPr>
-        <w:shd w:color="ffffff"/>
+        <w:shd w:val="clear" w:color="ffffff"/>
         <w:tcBorders>
-          <w:top w:val="none"/>
+          <w:top w:val="none" w:color="000000" w:sz="4" w:space="0"/>
           <w:left w:val="single" w:color="000000" w:themeColor="accent6" w:themeTint="90" w:sz="4" w:space="0"/>
-          <w:bottom w:val="none"/>
-          <w:right w:val="none"/>
+          <w:bottom w:val="none" w:color="000000" w:sz="4" w:space="0"/>
+          <w:right w:val="none" w:color="000000" w:sz="4" w:space="0"/>
         </w:tcBorders>
       </w:tcPr>
     </w:tblStylePr>
@@ -13324,9 +13475,9 @@
         <w:shd w:val="clear" w:color="ffffff" w:themeColor="light1" w:fill="ffffff" w:themeFill="light1"/>
         <w:tcBorders>
           <w:top w:val="single" w:color="000000" w:themeColor="accent6" w:themeTint="90" w:sz="4" w:space="0"/>
-          <w:left w:val="none"/>
-          <w:bottom w:val="none"/>
-          <w:right w:val="none"/>
+          <w:left w:val="none" w:color="000000" w:sz="4" w:space="0"/>
+          <w:bottom w:val="none" w:color="000000" w:sz="4" w:space="0"/>
+          <w:right w:val="none" w:color="000000" w:sz="4" w:space="0"/>
         </w:tcBorders>
       </w:tcPr>
     </w:tblStylePr>
@@ -13396,9 +13547,9 @@
       </w:tcPr>
     </w:tblStylePr>
   </w:style>
-  <w:style w:type="table" w:styleId="68">
+  <w:style w:type="table" w:styleId="757">
     <w:name w:val="List Table 1 Light"/>
-    <w:basedOn w:val="665"/>
+    <w:basedOn w:val="887"/>
     <w:uiPriority w:val="99"/>
     <w:pPr>
       <w:pBdr/>
@@ -13612,9 +13763,9 @@
       </w:tcPr>
     </w:tblStylePr>
   </w:style>
-  <w:style w:type="table" w:styleId="69">
+  <w:style w:type="table" w:styleId="758">
     <w:name w:val="List Table 1 Light - Accent 1"/>
-    <w:basedOn w:val="665"/>
+    <w:basedOn w:val="887"/>
     <w:uiPriority w:val="99"/>
     <w:pPr>
       <w:pBdr/>
@@ -13828,9 +13979,9 @@
       </w:tcPr>
     </w:tblStylePr>
   </w:style>
-  <w:style w:type="table" w:styleId="70">
+  <w:style w:type="table" w:styleId="759">
     <w:name w:val="List Table 1 Light - Accent 2"/>
-    <w:basedOn w:val="665"/>
+    <w:basedOn w:val="887"/>
     <w:uiPriority w:val="99"/>
     <w:pPr>
       <w:pBdr/>
@@ -14044,9 +14195,9 @@
       </w:tcPr>
     </w:tblStylePr>
   </w:style>
-  <w:style w:type="table" w:styleId="71">
+  <w:style w:type="table" w:styleId="760">
     <w:name w:val="List Table 1 Light - Accent 3"/>
-    <w:basedOn w:val="665"/>
+    <w:basedOn w:val="887"/>
     <w:uiPriority w:val="99"/>
     <w:pPr>
       <w:pBdr/>
@@ -14260,9 +14411,9 @@
       </w:tcPr>
     </w:tblStylePr>
   </w:style>
-  <w:style w:type="table" w:styleId="72">
+  <w:style w:type="table" w:styleId="761">
     <w:name w:val="List Table 1 Light - Accent 4"/>
-    <w:basedOn w:val="665"/>
+    <w:basedOn w:val="887"/>
     <w:uiPriority w:val="99"/>
     <w:pPr>
       <w:pBdr/>
@@ -14476,9 +14627,9 @@
       </w:tcPr>
     </w:tblStylePr>
   </w:style>
-  <w:style w:type="table" w:styleId="73">
+  <w:style w:type="table" w:styleId="762">
     <w:name w:val="List Table 1 Light - Accent 5"/>
-    <w:basedOn w:val="665"/>
+    <w:basedOn w:val="887"/>
     <w:uiPriority w:val="99"/>
     <w:pPr>
       <w:pBdr/>
@@ -14692,9 +14843,9 @@
       </w:tcPr>
     </w:tblStylePr>
   </w:style>
-  <w:style w:type="table" w:styleId="74">
+  <w:style w:type="table" w:styleId="763">
     <w:name w:val="List Table 1 Light - Accent 6"/>
-    <w:basedOn w:val="665"/>
+    <w:basedOn w:val="887"/>
     <w:uiPriority w:val="99"/>
     <w:pPr>
       <w:pBdr/>
@@ -14908,9 +15059,9 @@
       </w:tcPr>
     </w:tblStylePr>
   </w:style>
-  <w:style w:type="table" w:styleId="75">
+  <w:style w:type="table" w:styleId="764">
     <w:name w:val="List Table 2"/>
-    <w:basedOn w:val="665"/>
+    <w:basedOn w:val="887"/>
     <w:uiPriority w:val="99"/>
     <w:pPr>
       <w:pBdr/>
@@ -15146,9 +15297,9 @@
       </w:tcPr>
     </w:tblStylePr>
   </w:style>
-  <w:style w:type="table" w:styleId="76">
+  <w:style w:type="table" w:styleId="765">
     <w:name w:val="List Table 2 - Accent 1"/>
-    <w:basedOn w:val="665"/>
+    <w:basedOn w:val="887"/>
     <w:uiPriority w:val="99"/>
     <w:pPr>
       <w:pBdr/>
@@ -15384,9 +15535,9 @@
       </w:tcPr>
     </w:tblStylePr>
   </w:style>
-  <w:style w:type="table" w:styleId="77">
+  <w:style w:type="table" w:styleId="766">
     <w:name w:val="List Table 2 - Accent 2"/>
-    <w:basedOn w:val="665"/>
+    <w:basedOn w:val="887"/>
     <w:uiPriority w:val="99"/>
     <w:pPr>
       <w:pBdr/>
@@ -15622,9 +15773,9 @@
       </w:tcPr>
     </w:tblStylePr>
   </w:style>
-  <w:style w:type="table" w:styleId="78">
+  <w:style w:type="table" w:styleId="767">
     <w:name w:val="List Table 2 - Accent 3"/>
-    <w:basedOn w:val="665"/>
+    <w:basedOn w:val="887"/>
     <w:uiPriority w:val="99"/>
     <w:pPr>
       <w:pBdr/>
@@ -15860,9 +16011,9 @@
       </w:tcPr>
     </w:tblStylePr>
   </w:style>
-  <w:style w:type="table" w:styleId="79">
+  <w:style w:type="table" w:styleId="768">
     <w:name w:val="List Table 2 - Accent 4"/>
-    <w:basedOn w:val="665"/>
+    <w:basedOn w:val="887"/>
     <w:uiPriority w:val="99"/>
     <w:pPr>
       <w:pBdr/>
@@ -16098,9 +16249,9 @@
       </w:tcPr>
     </w:tblStylePr>
   </w:style>
-  <w:style w:type="table" w:styleId="80">
+  <w:style w:type="table" w:styleId="769">
     <w:name w:val="List Table 2 - Accent 5"/>
-    <w:basedOn w:val="665"/>
+    <w:basedOn w:val="887"/>
     <w:uiPriority w:val="99"/>
     <w:pPr>
       <w:pBdr/>
@@ -16336,9 +16487,9 @@
       </w:tcPr>
     </w:tblStylePr>
   </w:style>
-  <w:style w:type="table" w:styleId="81">
+  <w:style w:type="table" w:styleId="770">
     <w:name w:val="List Table 2 - Accent 6"/>
-    <w:basedOn w:val="665"/>
+    <w:basedOn w:val="887"/>
     <w:uiPriority w:val="99"/>
     <w:pPr>
       <w:pBdr/>
@@ -16574,9 +16725,9 @@
       </w:tcPr>
     </w:tblStylePr>
   </w:style>
-  <w:style w:type="table" w:styleId="82">
+  <w:style w:type="table" w:styleId="771">
     <w:name w:val="List Table 3"/>
-    <w:basedOn w:val="665"/>
+    <w:basedOn w:val="887"/>
     <w:uiPriority w:val="99"/>
     <w:pPr>
       <w:pBdr/>
@@ -16802,9 +16953,9 @@
       </w:tcPr>
     </w:tblStylePr>
   </w:style>
-  <w:style w:type="table" w:styleId="83">
+  <w:style w:type="table" w:styleId="772">
     <w:name w:val="List Table 3 - Accent 1"/>
-    <w:basedOn w:val="665"/>
+    <w:basedOn w:val="887"/>
     <w:uiPriority w:val="99"/>
     <w:pPr>
       <w:pBdr/>
@@ -17030,9 +17181,9 @@
       </w:tcPr>
     </w:tblStylePr>
   </w:style>
-  <w:style w:type="table" w:styleId="84">
+  <w:style w:type="table" w:styleId="773">
     <w:name w:val="List Table 3 - Accent 2"/>
-    <w:basedOn w:val="665"/>
+    <w:basedOn w:val="887"/>
     <w:uiPriority w:val="99"/>
     <w:pPr>
       <w:pBdr/>
@@ -17258,9 +17409,9 @@
       </w:tcPr>
     </w:tblStylePr>
   </w:style>
-  <w:style w:type="table" w:styleId="85">
+  <w:style w:type="table" w:styleId="774">
     <w:name w:val="List Table 3 - Accent 3"/>
-    <w:basedOn w:val="665"/>
+    <w:basedOn w:val="887"/>
     <w:uiPriority w:val="99"/>
     <w:pPr>
       <w:pBdr/>
@@ -17486,9 +17637,9 @@
       </w:tcPr>
     </w:tblStylePr>
   </w:style>
-  <w:style w:type="table" w:styleId="86">
+  <w:style w:type="table" w:styleId="775">
     <w:name w:val="List Table 3 - Accent 4"/>
-    <w:basedOn w:val="665"/>
+    <w:basedOn w:val="887"/>
     <w:uiPriority w:val="99"/>
     <w:pPr>
       <w:pBdr/>
@@ -17714,9 +17865,9 @@
       </w:tcPr>
     </w:tblStylePr>
   </w:style>
-  <w:style w:type="table" w:styleId="87">
+  <w:style w:type="table" w:styleId="776">
     <w:name w:val="List Table 3 - Accent 5"/>
-    <w:basedOn w:val="665"/>
+    <w:basedOn w:val="887"/>
     <w:uiPriority w:val="99"/>
     <w:pPr>
       <w:pBdr/>
@@ -17942,9 +18093,9 @@
       </w:tcPr>
     </w:tblStylePr>
   </w:style>
-  <w:style w:type="table" w:styleId="88">
+  <w:style w:type="table" w:styleId="777">
     <w:name w:val="List Table 3 - Accent 6"/>
-    <w:basedOn w:val="665"/>
+    <w:basedOn w:val="887"/>
     <w:uiPriority w:val="99"/>
     <w:pPr>
       <w:pBdr/>
@@ -18170,9 +18321,9 @@
       </w:tcPr>
     </w:tblStylePr>
   </w:style>
-  <w:style w:type="table" w:styleId="89">
+  <w:style w:type="table" w:styleId="778">
     <w:name w:val="List Table 4"/>
-    <w:basedOn w:val="665"/>
+    <w:basedOn w:val="887"/>
     <w:uiPriority w:val="99"/>
     <w:pPr>
       <w:pBdr/>
@@ -18395,9 +18546,9 @@
       </w:tcPr>
     </w:tblStylePr>
   </w:style>
-  <w:style w:type="table" w:styleId="90">
+  <w:style w:type="table" w:styleId="779">
     <w:name w:val="List Table 4 - Accent 1"/>
-    <w:basedOn w:val="665"/>
+    <w:basedOn w:val="887"/>
     <w:uiPriority w:val="99"/>
     <w:pPr>
       <w:pBdr/>
@@ -18620,9 +18771,9 @@
       </w:tcPr>
     </w:tblStylePr>
   </w:style>
-  <w:style w:type="table" w:styleId="91">
+  <w:style w:type="table" w:styleId="780">
     <w:name w:val="List Table 4 - Accent 2"/>
-    <w:basedOn w:val="665"/>
+    <w:basedOn w:val="887"/>
     <w:uiPriority w:val="99"/>
     <w:pPr>
       <w:pBdr/>
@@ -18845,9 +18996,9 @@
       </w:tcPr>
     </w:tblStylePr>
   </w:style>
-  <w:style w:type="table" w:styleId="92">
+  <w:style w:type="table" w:styleId="781">
     <w:name w:val="List Table 4 - Accent 3"/>
-    <w:basedOn w:val="665"/>
+    <w:basedOn w:val="887"/>
     <w:uiPriority w:val="99"/>
     <w:pPr>
       <w:pBdr/>
@@ -19070,9 +19221,9 @@
       </w:tcPr>
     </w:tblStylePr>
   </w:style>
-  <w:style w:type="table" w:styleId="93">
+  <w:style w:type="table" w:styleId="782">
     <w:name w:val="List Table 4 - Accent 4"/>
-    <w:basedOn w:val="665"/>
+    <w:basedOn w:val="887"/>
     <w:uiPriority w:val="99"/>
     <w:pPr>
       <w:pBdr/>
@@ -19295,9 +19446,9 @@
       </w:tcPr>
     </w:tblStylePr>
   </w:style>
-  <w:style w:type="table" w:styleId="94">
+  <w:style w:type="table" w:styleId="783">
     <w:name w:val="List Table 4 - Accent 5"/>
-    <w:basedOn w:val="665"/>
+    <w:basedOn w:val="887"/>
     <w:uiPriority w:val="99"/>
     <w:pPr>
       <w:pBdr/>
@@ -19520,9 +19671,9 @@
       </w:tcPr>
     </w:tblStylePr>
   </w:style>
-  <w:style w:type="table" w:styleId="95">
+  <w:style w:type="table" w:styleId="784">
     <w:name w:val="List Table 4 - Accent 6"/>
-    <w:basedOn w:val="665"/>
+    <w:basedOn w:val="887"/>
     <w:uiPriority w:val="99"/>
     <w:pPr>
       <w:pBdr/>
@@ -19745,9 +19896,9 @@
       </w:tcPr>
     </w:tblStylePr>
   </w:style>
-  <w:style w:type="table" w:styleId="96">
+  <w:style w:type="table" w:styleId="785">
     <w:name w:val="List Table 5 Dark"/>
-    <w:basedOn w:val="665"/>
+    <w:basedOn w:val="887"/>
     <w:uiPriority w:val="99"/>
     <w:pPr>
       <w:pBdr/>
@@ -19987,9 +20138,9 @@
       </w:tcPr>
     </w:tblStylePr>
   </w:style>
-  <w:style w:type="table" w:styleId="97">
+  <w:style w:type="table" w:styleId="786">
     <w:name w:val="List Table 5 Dark - Accent 1"/>
-    <w:basedOn w:val="665"/>
+    <w:basedOn w:val="887"/>
     <w:uiPriority w:val="99"/>
     <w:pPr>
       <w:pBdr/>
@@ -20229,9 +20380,9 @@
       </w:tcPr>
     </w:tblStylePr>
   </w:style>
-  <w:style w:type="table" w:styleId="98">
+  <w:style w:type="table" w:styleId="787">
     <w:name w:val="List Table 5 Dark - Accent 2"/>
-    <w:basedOn w:val="665"/>
+    <w:basedOn w:val="887"/>
     <w:uiPriority w:val="99"/>
     <w:pPr>
       <w:pBdr/>
@@ -20471,9 +20622,9 @@
       </w:tcPr>
     </w:tblStylePr>
   </w:style>
-  <w:style w:type="table" w:styleId="99">
+  <w:style w:type="table" w:styleId="788">
     <w:name w:val="List Table 5 Dark - Accent 3"/>
-    <w:basedOn w:val="665"/>
+    <w:basedOn w:val="887"/>
     <w:uiPriority w:val="99"/>
     <w:pPr>
       <w:pBdr/>
@@ -20713,9 +20864,9 @@
       </w:tcPr>
     </w:tblStylePr>
   </w:style>
-  <w:style w:type="table" w:styleId="100">
+  <w:style w:type="table" w:styleId="789">
     <w:name w:val="List Table 5 Dark - Accent 4"/>
-    <w:basedOn w:val="665"/>
+    <w:basedOn w:val="887"/>
     <w:uiPriority w:val="99"/>
     <w:pPr>
       <w:pBdr/>
@@ -20955,9 +21106,9 @@
       </w:tcPr>
     </w:tblStylePr>
   </w:style>
-  <w:style w:type="table" w:styleId="101">
+  <w:style w:type="table" w:styleId="790">
     <w:name w:val="List Table 5 Dark - Accent 5"/>
-    <w:basedOn w:val="665"/>
+    <w:basedOn w:val="887"/>
     <w:uiPriority w:val="99"/>
     <w:pPr>
       <w:pBdr/>
@@ -21197,9 +21348,9 @@
       </w:tcPr>
     </w:tblStylePr>
   </w:style>
-  <w:style w:type="table" w:styleId="102">
+  <w:style w:type="table" w:styleId="791">
     <w:name w:val="List Table 5 Dark - Accent 6"/>
-    <w:basedOn w:val="665"/>
+    <w:basedOn w:val="887"/>
     <w:uiPriority w:val="99"/>
     <w:pPr>
       <w:pBdr/>
@@ -21439,9 +21590,9 @@
       </w:tcPr>
     </w:tblStylePr>
   </w:style>
-  <w:style w:type="table" w:styleId="103">
+  <w:style w:type="table" w:styleId="792">
     <w:name w:val="List Table 6 Colorful"/>
-    <w:basedOn w:val="665"/>
+    <w:basedOn w:val="887"/>
     <w:uiPriority w:val="99"/>
     <w:pPr>
       <w:pBdr/>
@@ -21662,9 +21813,9 @@
       </w:tcPr>
     </w:tblStylePr>
   </w:style>
-  <w:style w:type="table" w:styleId="104">
+  <w:style w:type="table" w:styleId="793">
     <w:name w:val="List Table 6 Colorful - Accent 1"/>
-    <w:basedOn w:val="665"/>
+    <w:basedOn w:val="887"/>
     <w:uiPriority w:val="99"/>
     <w:pPr>
       <w:pBdr/>
@@ -21885,9 +22036,9 @@
       </w:tcPr>
     </w:tblStylePr>
   </w:style>
-  <w:style w:type="table" w:styleId="105">
+  <w:style w:type="table" w:styleId="794">
     <w:name w:val="List Table 6 Colorful - Accent 2"/>
-    <w:basedOn w:val="665"/>
+    <w:basedOn w:val="887"/>
     <w:uiPriority w:val="99"/>
     <w:pPr>
       <w:pBdr/>
@@ -22108,9 +22259,9 @@
       </w:tcPr>
     </w:tblStylePr>
   </w:style>
-  <w:style w:type="table" w:styleId="106">
+  <w:style w:type="table" w:styleId="795">
     <w:name w:val="List Table 6 Colorful - Accent 3"/>
-    <w:basedOn w:val="665"/>
+    <w:basedOn w:val="887"/>
     <w:uiPriority w:val="99"/>
     <w:pPr>
       <w:pBdr/>
@@ -22331,9 +22482,9 @@
       </w:tcPr>
     </w:tblStylePr>
   </w:style>
-  <w:style w:type="table" w:styleId="107">
+  <w:style w:type="table" w:styleId="796">
     <w:name w:val="List Table 6 Colorful - Accent 4"/>
-    <w:basedOn w:val="665"/>
+    <w:basedOn w:val="887"/>
     <w:uiPriority w:val="99"/>
     <w:pPr>
       <w:pBdr/>
@@ -22554,9 +22705,9 @@
       </w:tcPr>
     </w:tblStylePr>
   </w:style>
-  <w:style w:type="table" w:styleId="108">
+  <w:style w:type="table" w:styleId="797">
     <w:name w:val="List Table 6 Colorful - Accent 5"/>
-    <w:basedOn w:val="665"/>
+    <w:basedOn w:val="887"/>
     <w:uiPriority w:val="99"/>
     <w:pPr>
       <w:pBdr/>
@@ -22777,9 +22928,9 @@
       </w:tcPr>
     </w:tblStylePr>
   </w:style>
-  <w:style w:type="table" w:styleId="109">
+  <w:style w:type="table" w:styleId="798">
     <w:name w:val="List Table 6 Colorful - Accent 6"/>
-    <w:basedOn w:val="665"/>
+    <w:basedOn w:val="887"/>
     <w:uiPriority w:val="99"/>
     <w:pPr>
       <w:pBdr/>
@@ -23000,9 +23151,9 @@
       </w:tcPr>
     </w:tblStylePr>
   </w:style>
-  <w:style w:type="table" w:styleId="110">
+  <w:style w:type="table" w:styleId="799">
     <w:name w:val="List Table 7 Colorful"/>
-    <w:basedOn w:val="665"/>
+    <w:basedOn w:val="887"/>
     <w:uiPriority w:val="99"/>
     <w:pPr>
       <w:pBdr/>
@@ -23101,11 +23252,11 @@
         <w:tblBorders/>
       </w:tblPr>
       <w:tcPr>
-        <w:shd w:color="ffffff"/>
+        <w:shd w:val="clear" w:color="ffffff"/>
         <w:tcBorders>
-          <w:top w:val="none"/>
-          <w:left w:val="none"/>
-          <w:bottom w:val="none"/>
+          <w:top w:val="none" w:color="000000" w:sz="4" w:space="0"/>
+          <w:left w:val="none" w:color="000000" w:sz="4" w:space="0"/>
+          <w:bottom w:val="none" w:color="000000" w:sz="4" w:space="0"/>
           <w:right w:val="single" w:color="000000" w:themeColor="text1" w:themeTint="80" w:sz="4" w:space="0"/>
         </w:tcBorders>
       </w:tcPr>
@@ -23128,10 +23279,10 @@
       <w:tcPr>
         <w:shd w:val="clear" w:color="ffffff" w:themeColor="light1" w:fill="ffffff" w:themeFill="light1"/>
         <w:tcBorders>
-          <w:top w:val="none"/>
-          <w:left w:val="none"/>
+          <w:top w:val="none" w:color="000000" w:sz="4" w:space="0"/>
+          <w:left w:val="none" w:color="000000" w:sz="4" w:space="0"/>
           <w:bottom w:val="single" w:color="000000" w:themeColor="text1" w:themeTint="80" w:sz="4" w:space="0"/>
-          <w:right w:val="none"/>
+          <w:right w:val="none" w:color="000000" w:sz="4" w:space="0"/>
         </w:tcBorders>
       </w:tcPr>
     </w:tblStylePr>
@@ -23151,12 +23302,12 @@
         <w:tblBorders/>
       </w:tblPr>
       <w:tcPr>
-        <w:shd w:color="ffffff"/>
+        <w:shd w:val="clear" w:color="ffffff"/>
         <w:tcBorders>
-          <w:top w:val="none"/>
+          <w:top w:val="none" w:color="000000" w:sz="4" w:space="0"/>
           <w:left w:val="single" w:color="000000" w:themeColor="text1" w:themeTint="80" w:sz="4" w:space="0"/>
-          <w:bottom w:val="none"/>
-          <w:right w:val="none"/>
+          <w:bottom w:val="none" w:color="000000" w:sz="4" w:space="0"/>
+          <w:right w:val="none" w:color="000000" w:sz="4" w:space="0"/>
         </w:tcBorders>
       </w:tcPr>
     </w:tblStylePr>
@@ -23179,9 +23330,9 @@
         <w:shd w:val="clear" w:color="ffffff" w:themeColor="light1" w:fill="ffffff" w:themeFill="light1"/>
         <w:tcBorders>
           <w:top w:val="single" w:color="000000" w:themeColor="text1" w:themeTint="80" w:sz="4" w:space="0"/>
-          <w:left w:val="none"/>
-          <w:bottom w:val="none"/>
-          <w:right w:val="none"/>
+          <w:left w:val="none" w:color="000000" w:sz="4" w:space="0"/>
+          <w:bottom w:val="none" w:color="000000" w:sz="4" w:space="0"/>
+          <w:right w:val="none" w:color="000000" w:sz="4" w:space="0"/>
         </w:tcBorders>
       </w:tcPr>
     </w:tblStylePr>
@@ -23256,9 +23407,9 @@
       </w:tcPr>
     </w:tblStylePr>
   </w:style>
-  <w:style w:type="table" w:styleId="111">
+  <w:style w:type="table" w:styleId="800">
     <w:name w:val="List Table 7 Colorful - Accent 1"/>
-    <w:basedOn w:val="665"/>
+    <w:basedOn w:val="887"/>
     <w:uiPriority w:val="99"/>
     <w:pPr>
       <w:pBdr/>
@@ -23357,11 +23508,11 @@
         <w:tblBorders/>
       </w:tblPr>
       <w:tcPr>
-        <w:shd w:color="ffffff"/>
+        <w:shd w:val="clear" w:color="ffffff"/>
         <w:tcBorders>
-          <w:top w:val="none"/>
-          <w:left w:val="none"/>
-          <w:bottom w:val="none"/>
+          <w:top w:val="none" w:color="000000" w:sz="4" w:space="0"/>
+          <w:left w:val="none" w:color="000000" w:sz="4" w:space="0"/>
+          <w:bottom w:val="none" w:color="000000" w:sz="4" w:space="0"/>
           <w:right w:val="single" w:color="000000" w:themeColor="accent1" w:sz="4" w:space="0"/>
         </w:tcBorders>
       </w:tcPr>
@@ -23384,10 +23535,10 @@
       <w:tcPr>
         <w:shd w:val="clear" w:color="ffffff" w:themeColor="light1" w:fill="ffffff" w:themeFill="light1"/>
         <w:tcBorders>
-          <w:top w:val="none"/>
-          <w:left w:val="none"/>
+          <w:top w:val="none" w:color="000000" w:sz="4" w:space="0"/>
+          <w:left w:val="none" w:color="000000" w:sz="4" w:space="0"/>
           <w:bottom w:val="single" w:color="000000" w:themeColor="accent1" w:sz="4" w:space="0"/>
-          <w:right w:val="none"/>
+          <w:right w:val="none" w:color="000000" w:sz="4" w:space="0"/>
         </w:tcBorders>
       </w:tcPr>
     </w:tblStylePr>
@@ -23407,12 +23558,12 @@
         <w:tblBorders/>
       </w:tblPr>
       <w:tcPr>
-        <w:shd w:color="ffffff"/>
+        <w:shd w:val="clear" w:color="ffffff"/>
         <w:tcBorders>
-          <w:top w:val="none"/>
+          <w:top w:val="none" w:color="000000" w:sz="4" w:space="0"/>
           <w:left w:val="single" w:color="000000" w:themeColor="accent1" w:sz="4" w:space="0"/>
-          <w:bottom w:val="none"/>
-          <w:right w:val="none"/>
+          <w:bottom w:val="none" w:color="000000" w:sz="4" w:space="0"/>
+          <w:right w:val="none" w:color="000000" w:sz="4" w:space="0"/>
         </w:tcBorders>
       </w:tcPr>
     </w:tblStylePr>
@@ -23435,9 +23586,9 @@
         <w:shd w:val="clear" w:color="ffffff" w:themeColor="light1" w:fill="ffffff" w:themeFill="light1"/>
         <w:tcBorders>
           <w:top w:val="single" w:color="000000" w:themeColor="accent1" w:sz="4" w:space="0"/>
-          <w:left w:val="none"/>
-          <w:bottom w:val="none"/>
-          <w:right w:val="none"/>
+          <w:left w:val="none" w:color="000000" w:sz="4" w:space="0"/>
+          <w:bottom w:val="none" w:color="000000" w:sz="4" w:space="0"/>
+          <w:right w:val="none" w:color="000000" w:sz="4" w:space="0"/>
         </w:tcBorders>
       </w:tcPr>
     </w:tblStylePr>
@@ -23512,9 +23663,9 @@
       </w:tcPr>
     </w:tblStylePr>
   </w:style>
-  <w:style w:type="table" w:styleId="112">
+  <w:style w:type="table" w:styleId="801">
     <w:name w:val="List Table 7 Colorful - Accent 2"/>
-    <w:basedOn w:val="665"/>
+    <w:basedOn w:val="887"/>
     <w:uiPriority w:val="99"/>
     <w:pPr>
       <w:pBdr/>
@@ -23613,11 +23764,11 @@
         <w:tblBorders/>
       </w:tblPr>
       <w:tcPr>
-        <w:shd w:color="ffffff"/>
+        <w:shd w:val="clear" w:color="ffffff"/>
         <w:tcBorders>
-          <w:top w:val="none"/>
-          <w:left w:val="none"/>
-          <w:bottom w:val="none"/>
+          <w:top w:val="none" w:color="000000" w:sz="4" w:space="0"/>
+          <w:left w:val="none" w:color="000000" w:sz="4" w:space="0"/>
+          <w:bottom w:val="none" w:color="000000" w:sz="4" w:space="0"/>
           <w:right w:val="single" w:color="000000" w:themeColor="accent2" w:themeTint="97" w:sz="4" w:space="0"/>
         </w:tcBorders>
       </w:tcPr>
@@ -23640,10 +23791,10 @@
       <w:tcPr>
         <w:shd w:val="clear" w:color="ffffff" w:themeColor="light1" w:fill="ffffff" w:themeFill="light1"/>
         <w:tcBorders>
-          <w:top w:val="none"/>
-          <w:left w:val="none"/>
+          <w:top w:val="none" w:color="000000" w:sz="4" w:space="0"/>
+          <w:left w:val="none" w:color="000000" w:sz="4" w:space="0"/>
           <w:bottom w:val="single" w:color="000000" w:themeColor="accent2" w:themeTint="97" w:sz="4" w:space="0"/>
-          <w:right w:val="none"/>
+          <w:right w:val="none" w:color="000000" w:sz="4" w:space="0"/>
         </w:tcBorders>
       </w:tcPr>
     </w:tblStylePr>
@@ -23663,12 +23814,12 @@
         <w:tblBorders/>
       </w:tblPr>
       <w:tcPr>
-        <w:shd w:color="ffffff"/>
+        <w:shd w:val="clear" w:color="ffffff"/>
         <w:tcBorders>
-          <w:top w:val="none"/>
+          <w:top w:val="none" w:color="000000" w:sz="4" w:space="0"/>
           <w:left w:val="single" w:color="000000" w:themeColor="accent2" w:themeTint="97" w:sz="4" w:space="0"/>
-          <w:bottom w:val="none"/>
-          <w:right w:val="none"/>
+          <w:bottom w:val="none" w:color="000000" w:sz="4" w:space="0"/>
+          <w:right w:val="none" w:color="000000" w:sz="4" w:space="0"/>
         </w:tcBorders>
       </w:tcPr>
     </w:tblStylePr>
@@ -23691,9 +23842,9 @@
         <w:shd w:val="clear" w:color="ffffff" w:themeColor="light1" w:fill="ffffff" w:themeFill="light1"/>
         <w:tcBorders>
           <w:top w:val="single" w:color="000000" w:themeColor="accent2" w:themeTint="97" w:sz="4" w:space="0"/>
-          <w:left w:val="none"/>
-          <w:bottom w:val="none"/>
-          <w:right w:val="none"/>
+          <w:left w:val="none" w:color="000000" w:sz="4" w:space="0"/>
+          <w:bottom w:val="none" w:color="000000" w:sz="4" w:space="0"/>
+          <w:right w:val="none" w:color="000000" w:sz="4" w:space="0"/>
         </w:tcBorders>
       </w:tcPr>
     </w:tblStylePr>
@@ -23768,9 +23919,9 @@
       </w:tcPr>
     </w:tblStylePr>
   </w:style>
-  <w:style w:type="table" w:styleId="113">
+  <w:style w:type="table" w:styleId="802">
     <w:name w:val="List Table 7 Colorful - Accent 3"/>
-    <w:basedOn w:val="665"/>
+    <w:basedOn w:val="887"/>
     <w:uiPriority w:val="99"/>
     <w:pPr>
       <w:pBdr/>
@@ -23869,11 +24020,11 @@
         <w:tblBorders/>
       </w:tblPr>
       <w:tcPr>
-        <w:shd w:color="ffffff"/>
+        <w:shd w:val="clear" w:color="ffffff"/>
         <w:tcBorders>
-          <w:top w:val="none"/>
-          <w:left w:val="none"/>
-          <w:bottom w:val="none"/>
+          <w:top w:val="none" w:color="000000" w:sz="4" w:space="0"/>
+          <w:left w:val="none" w:color="000000" w:sz="4" w:space="0"/>
+          <w:bottom w:val="none" w:color="000000" w:sz="4" w:space="0"/>
           <w:right w:val="single" w:color="000000" w:themeColor="accent3" w:themeTint="98" w:sz="4" w:space="0"/>
         </w:tcBorders>
       </w:tcPr>
@@ -23896,10 +24047,10 @@
       <w:tcPr>
         <w:shd w:val="clear" w:color="ffffff" w:themeColor="light1" w:fill="ffffff" w:themeFill="light1"/>
         <w:tcBorders>
-          <w:top w:val="none"/>
-          <w:left w:val="none"/>
+          <w:top w:val="none" w:color="000000" w:sz="4" w:space="0"/>
+          <w:left w:val="none" w:color="000000" w:sz="4" w:space="0"/>
           <w:bottom w:val="single" w:color="000000" w:themeColor="accent3" w:themeTint="98" w:sz="4" w:space="0"/>
-          <w:right w:val="none"/>
+          <w:right w:val="none" w:color="000000" w:sz="4" w:space="0"/>
         </w:tcBorders>
       </w:tcPr>
     </w:tblStylePr>
@@ -23919,12 +24070,12 @@
         <w:tblBorders/>
       </w:tblPr>
       <w:tcPr>
-        <w:shd w:color="ffffff"/>
+        <w:shd w:val="clear" w:color="ffffff"/>
         <w:tcBorders>
-          <w:top w:val="none"/>
+          <w:top w:val="none" w:color="000000" w:sz="4" w:space="0"/>
           <w:left w:val="single" w:color="000000" w:themeColor="accent3" w:themeTint="98" w:sz="4" w:space="0"/>
-          <w:bottom w:val="none"/>
-          <w:right w:val="none"/>
+          <w:bottom w:val="none" w:color="000000" w:sz="4" w:space="0"/>
+          <w:right w:val="none" w:color="000000" w:sz="4" w:space="0"/>
         </w:tcBorders>
       </w:tcPr>
     </w:tblStylePr>
@@ -23947,9 +24098,9 @@
         <w:shd w:val="clear" w:color="ffffff" w:themeColor="light1" w:fill="ffffff" w:themeFill="light1"/>
         <w:tcBorders>
           <w:top w:val="single" w:color="000000" w:themeColor="accent3" w:themeTint="98" w:sz="4" w:space="0"/>
-          <w:left w:val="none"/>
-          <w:bottom w:val="none"/>
-          <w:right w:val="none"/>
+          <w:left w:val="none" w:color="000000" w:sz="4" w:space="0"/>
+          <w:bottom w:val="none" w:color="000000" w:sz="4" w:space="0"/>
+          <w:right w:val="none" w:color="000000" w:sz="4" w:space="0"/>
         </w:tcBorders>
       </w:tcPr>
     </w:tblStylePr>
@@ -24024,9 +24175,9 @@
       </w:tcPr>
     </w:tblStylePr>
   </w:style>
-  <w:style w:type="table" w:styleId="114">
+  <w:style w:type="table" w:styleId="803">
     <w:name w:val="List Table 7 Colorful - Accent 4"/>
-    <w:basedOn w:val="665"/>
+    <w:basedOn w:val="887"/>
     <w:uiPriority w:val="99"/>
     <w:pPr>
       <w:pBdr/>
@@ -24125,11 +24276,11 @@
         <w:tblBorders/>
       </w:tblPr>
       <w:tcPr>
-        <w:shd w:color="ffffff"/>
+        <w:shd w:val="clear" w:color="ffffff"/>
         <w:tcBorders>
-          <w:top w:val="none"/>
-          <w:left w:val="none"/>
-          <w:bottom w:val="none"/>
+          <w:top w:val="none" w:color="000000" w:sz="4" w:space="0"/>
+          <w:left w:val="none" w:color="000000" w:sz="4" w:space="0"/>
+          <w:bottom w:val="none" w:color="000000" w:sz="4" w:space="0"/>
           <w:right w:val="single" w:color="000000" w:themeColor="accent4" w:themeTint="9A" w:sz="4" w:space="0"/>
         </w:tcBorders>
       </w:tcPr>
@@ -24152,10 +24303,10 @@
       <w:tcPr>
         <w:shd w:val="clear" w:color="ffffff" w:themeColor="light1" w:fill="ffffff" w:themeFill="light1"/>
         <w:tcBorders>
-          <w:top w:val="none"/>
-          <w:left w:val="none"/>
+          <w:top w:val="none" w:color="000000" w:sz="4" w:space="0"/>
+          <w:left w:val="none" w:color="000000" w:sz="4" w:space="0"/>
           <w:bottom w:val="single" w:color="000000" w:themeColor="accent4" w:themeTint="9A" w:sz="4" w:space="0"/>
-          <w:right w:val="none"/>
+          <w:right w:val="none" w:color="000000" w:sz="4" w:space="0"/>
         </w:tcBorders>
       </w:tcPr>
     </w:tblStylePr>
@@ -24175,12 +24326,12 @@
         <w:tblBorders/>
       </w:tblPr>
       <w:tcPr>
-        <w:shd w:color="ffffff"/>
+        <w:shd w:val="clear" w:color="ffffff"/>
         <w:tcBorders>
-          <w:top w:val="none"/>
+          <w:top w:val="none" w:color="000000" w:sz="4" w:space="0"/>
           <w:left w:val="single" w:color="000000" w:themeColor="accent4" w:themeTint="9A" w:sz="4" w:space="0"/>
-          <w:bottom w:val="none"/>
-          <w:right w:val="none"/>
+          <w:bottom w:val="none" w:color="000000" w:sz="4" w:space="0"/>
+          <w:right w:val="none" w:color="000000" w:sz="4" w:space="0"/>
         </w:tcBorders>
       </w:tcPr>
     </w:tblStylePr>
@@ -24203,9 +24354,9 @@
         <w:shd w:val="clear" w:color="ffffff" w:themeColor="light1" w:fill="ffffff" w:themeFill="light1"/>
         <w:tcBorders>
           <w:top w:val="single" w:color="000000" w:themeColor="accent4" w:themeTint="9A" w:sz="4" w:space="0"/>
-          <w:left w:val="none"/>
-          <w:bottom w:val="none"/>
-          <w:right w:val="none"/>
+          <w:left w:val="none" w:color="000000" w:sz="4" w:space="0"/>
+          <w:bottom w:val="none" w:color="000000" w:sz="4" w:space="0"/>
+          <w:right w:val="none" w:color="000000" w:sz="4" w:space="0"/>
         </w:tcBorders>
       </w:tcPr>
     </w:tblStylePr>
@@ -24280,9 +24431,9 @@
       </w:tcPr>
     </w:tblStylePr>
   </w:style>
-  <w:style w:type="table" w:styleId="115">
+  <w:style w:type="table" w:styleId="804">
     <w:name w:val="List Table 7 Colorful - Accent 5"/>
-    <w:basedOn w:val="665"/>
+    <w:basedOn w:val="887"/>
     <w:uiPriority w:val="99"/>
     <w:pPr>
       <w:pBdr/>
@@ -24381,11 +24532,11 @@
         <w:tblBorders/>
       </w:tblPr>
       <w:tcPr>
-        <w:shd w:color="ffffff"/>
+        <w:shd w:val="clear" w:color="ffffff"/>
         <w:tcBorders>
-          <w:top w:val="none"/>
-          <w:left w:val="none"/>
-          <w:bottom w:val="none"/>
+          <w:top w:val="none" w:color="000000" w:sz="4" w:space="0"/>
+          <w:left w:val="none" w:color="000000" w:sz="4" w:space="0"/>
+          <w:bottom w:val="none" w:color="000000" w:sz="4" w:space="0"/>
           <w:right w:val="single" w:color="000000" w:themeColor="accent5" w:themeTint="9A" w:sz="4" w:space="0"/>
         </w:tcBorders>
       </w:tcPr>
@@ -24408,10 +24559,10 @@
       <w:tcPr>
         <w:shd w:val="clear" w:color="ffffff" w:themeColor="light1" w:fill="ffffff" w:themeFill="light1"/>
         <w:tcBorders>
-          <w:top w:val="none"/>
-          <w:left w:val="none"/>
+          <w:top w:val="none" w:color="000000" w:sz="4" w:space="0"/>
+          <w:left w:val="none" w:color="000000" w:sz="4" w:space="0"/>
           <w:bottom w:val="single" w:color="000000" w:themeColor="accent5" w:themeTint="9A" w:sz="4" w:space="0"/>
-          <w:right w:val="none"/>
+          <w:right w:val="none" w:color="000000" w:sz="4" w:space="0"/>
         </w:tcBorders>
       </w:tcPr>
     </w:tblStylePr>
@@ -24431,12 +24582,12 @@
         <w:tblBorders/>
       </w:tblPr>
       <w:tcPr>
-        <w:shd w:color="ffffff"/>
+        <w:shd w:val="clear" w:color="ffffff"/>
         <w:tcBorders>
-          <w:top w:val="none"/>
+          <w:top w:val="none" w:color="000000" w:sz="4" w:space="0"/>
           <w:left w:val="single" w:color="000000" w:themeColor="accent5" w:themeTint="9A" w:sz="4" w:space="0"/>
-          <w:bottom w:val="none"/>
-          <w:right w:val="none"/>
+          <w:bottom w:val="none" w:color="000000" w:sz="4" w:space="0"/>
+          <w:right w:val="none" w:color="000000" w:sz="4" w:space="0"/>
         </w:tcBorders>
       </w:tcPr>
     </w:tblStylePr>
@@ -24459,9 +24610,9 @@
         <w:shd w:val="clear" w:color="ffffff" w:themeColor="light1" w:fill="ffffff" w:themeFill="light1"/>
         <w:tcBorders>
           <w:top w:val="single" w:color="000000" w:themeColor="accent5" w:themeTint="9A" w:sz="4" w:space="0"/>
-          <w:left w:val="none"/>
-          <w:bottom w:val="none"/>
-          <w:right w:val="none"/>
+          <w:left w:val="none" w:color="000000" w:sz="4" w:space="0"/>
+          <w:bottom w:val="none" w:color="000000" w:sz="4" w:space="0"/>
+          <w:right w:val="none" w:color="000000" w:sz="4" w:space="0"/>
         </w:tcBorders>
       </w:tcPr>
     </w:tblStylePr>
@@ -24536,9 +24687,9 @@
       </w:tcPr>
     </w:tblStylePr>
   </w:style>
-  <w:style w:type="table" w:styleId="116">
+  <w:style w:type="table" w:styleId="805">
     <w:name w:val="List Table 7 Colorful - Accent 6"/>
-    <w:basedOn w:val="665"/>
+    <w:basedOn w:val="887"/>
     <w:uiPriority w:val="99"/>
     <w:pPr>
       <w:pBdr/>
@@ -24637,11 +24788,11 @@
         <w:tblBorders/>
       </w:tblPr>
       <w:tcPr>
-        <w:shd w:color="ffffff"/>
+        <w:shd w:val="clear" w:color="ffffff"/>
         <w:tcBorders>
-          <w:top w:val="none"/>
-          <w:left w:val="none"/>
-          <w:bottom w:val="none"/>
+          <w:top w:val="none" w:color="000000" w:sz="4" w:space="0"/>
+          <w:left w:val="none" w:color="000000" w:sz="4" w:space="0"/>
+          <w:bottom w:val="none" w:color="000000" w:sz="4" w:space="0"/>
           <w:right w:val="single" w:color="000000" w:themeColor="accent6" w:themeTint="98" w:sz="4" w:space="0"/>
         </w:tcBorders>
       </w:tcPr>
@@ -24664,10 +24815,10 @@
       <w:tcPr>
         <w:shd w:val="clear" w:color="ffffff" w:themeColor="light1" w:fill="ffffff" w:themeFill="light1"/>
         <w:tcBorders>
-          <w:top w:val="none"/>
-          <w:left w:val="none"/>
+          <w:top w:val="none" w:color="000000" w:sz="4" w:space="0"/>
+          <w:left w:val="none" w:color="000000" w:sz="4" w:space="0"/>
           <w:bottom w:val="single" w:color="000000" w:themeColor="accent6" w:themeTint="98" w:sz="4" w:space="0"/>
-          <w:right w:val="none"/>
+          <w:right w:val="none" w:color="000000" w:sz="4" w:space="0"/>
         </w:tcBorders>
       </w:tcPr>
     </w:tblStylePr>
@@ -24687,12 +24838,12 @@
         <w:tblBorders/>
       </w:tblPr>
       <w:tcPr>
-        <w:shd w:color="ffffff"/>
+        <w:shd w:val="clear" w:color="ffffff"/>
         <w:tcBorders>
-          <w:top w:val="none"/>
+          <w:top w:val="none" w:color="000000" w:sz="4" w:space="0"/>
           <w:left w:val="single" w:color="000000" w:themeColor="accent6" w:themeTint="98" w:sz="4" w:space="0"/>
-          <w:bottom w:val="none"/>
-          <w:right w:val="none"/>
+          <w:bottom w:val="none" w:color="000000" w:sz="4" w:space="0"/>
+          <w:right w:val="none" w:color="000000" w:sz="4" w:space="0"/>
         </w:tcBorders>
       </w:tcPr>
     </w:tblStylePr>
@@ -24715,9 +24866,9 @@
         <w:shd w:val="clear" w:color="ffffff" w:themeColor="light1" w:fill="ffffff" w:themeFill="light1"/>
         <w:tcBorders>
           <w:top w:val="single" w:color="000000" w:themeColor="accent6" w:themeTint="98" w:sz="4" w:space="0"/>
-          <w:left w:val="none"/>
-          <w:bottom w:val="none"/>
-          <w:right w:val="none"/>
+          <w:left w:val="none" w:color="000000" w:sz="4" w:space="0"/>
+          <w:bottom w:val="none" w:color="000000" w:sz="4" w:space="0"/>
+          <w:right w:val="none" w:color="000000" w:sz="4" w:space="0"/>
         </w:tcBorders>
       </w:tcPr>
     </w:tblStylePr>
@@ -24792,9 +24943,9 @@
       </w:tcPr>
     </w:tblStylePr>
   </w:style>
-  <w:style w:type="table" w:styleId="117">
+  <w:style w:type="table" w:styleId="806">
     <w:name w:val="Lined - Accent"/>
-    <w:basedOn w:val="665"/>
+    <w:basedOn w:val="887"/>
     <w:uiPriority w:val="99"/>
     <w:pPr>
       <w:pBdr/>
@@ -25029,9 +25180,9 @@
       </w:tcPr>
     </w:tblStylePr>
   </w:style>
-  <w:style w:type="table" w:styleId="118">
+  <w:style w:type="table" w:styleId="807">
     <w:name w:val="Lined - Accent 1"/>
-    <w:basedOn w:val="665"/>
+    <w:basedOn w:val="887"/>
     <w:uiPriority w:val="99"/>
     <w:pPr>
       <w:pBdr/>
@@ -25266,9 +25417,9 @@
       </w:tcPr>
     </w:tblStylePr>
   </w:style>
-  <w:style w:type="table" w:styleId="119">
+  <w:style w:type="table" w:styleId="808">
     <w:name w:val="Lined - Accent 2"/>
-    <w:basedOn w:val="665"/>
+    <w:basedOn w:val="887"/>
     <w:uiPriority w:val="99"/>
     <w:pPr>
       <w:pBdr/>
@@ -25503,9 +25654,9 @@
       </w:tcPr>
     </w:tblStylePr>
   </w:style>
-  <w:style w:type="table" w:styleId="120">
+  <w:style w:type="table" w:styleId="809">
     <w:name w:val="Lined - Accent 3"/>
-    <w:basedOn w:val="665"/>
+    <w:basedOn w:val="887"/>
     <w:uiPriority w:val="99"/>
     <w:pPr>
       <w:pBdr/>
@@ -25740,9 +25891,9 @@
       </w:tcPr>
     </w:tblStylePr>
   </w:style>
-  <w:style w:type="table" w:styleId="121">
+  <w:style w:type="table" w:styleId="810">
     <w:name w:val="Lined - Accent 4"/>
-    <w:basedOn w:val="665"/>
+    <w:basedOn w:val="887"/>
     <w:uiPriority w:val="99"/>
     <w:pPr>
       <w:pBdr/>
@@ -25977,9 +26128,9 @@
       </w:tcPr>
     </w:tblStylePr>
   </w:style>
-  <w:style w:type="table" w:styleId="122">
+  <w:style w:type="table" w:styleId="811">
     <w:name w:val="Lined - Accent 5"/>
-    <w:basedOn w:val="665"/>
+    <w:basedOn w:val="887"/>
     <w:uiPriority w:val="99"/>
     <w:pPr>
       <w:pBdr/>
@@ -26214,9 +26365,9 @@
       </w:tcPr>
     </w:tblStylePr>
   </w:style>
-  <w:style w:type="table" w:styleId="123">
+  <w:style w:type="table" w:styleId="812">
     <w:name w:val="Lined - Accent 6"/>
-    <w:basedOn w:val="665"/>
+    <w:basedOn w:val="887"/>
     <w:uiPriority w:val="99"/>
     <w:pPr>
       <w:pBdr/>
@@ -26451,9 +26602,9 @@
       </w:tcPr>
     </w:tblStylePr>
   </w:style>
-  <w:style w:type="table" w:styleId="124">
+  <w:style w:type="table" w:styleId="813">
     <w:name w:val="Bordered &amp; Lined - Accent"/>
-    <w:basedOn w:val="665"/>
+    <w:basedOn w:val="887"/>
     <w:uiPriority w:val="99"/>
     <w:pPr>
       <w:pBdr/>
@@ -26695,9 +26846,9 @@
       </w:tcPr>
     </w:tblStylePr>
   </w:style>
-  <w:style w:type="table" w:styleId="125">
+  <w:style w:type="table" w:styleId="814">
     <w:name w:val="Bordered &amp; Lined - Accent 1"/>
-    <w:basedOn w:val="665"/>
+    <w:basedOn w:val="887"/>
     <w:uiPriority w:val="99"/>
     <w:pPr>
       <w:pBdr/>
@@ -26939,9 +27090,9 @@
       </w:tcPr>
     </w:tblStylePr>
   </w:style>
-  <w:style w:type="table" w:styleId="126">
+  <w:style w:type="table" w:styleId="815">
     <w:name w:val="Bordered &amp; Lined - Accent 2"/>
-    <w:basedOn w:val="665"/>
+    <w:basedOn w:val="887"/>
     <w:uiPriority w:val="99"/>
     <w:pPr>
       <w:pBdr/>
@@ -27183,9 +27334,9 @@
       </w:tcPr>
     </w:tblStylePr>
   </w:style>
-  <w:style w:type="table" w:styleId="127">
+  <w:style w:type="table" w:styleId="816">
     <w:name w:val="Bordered &amp; Lined - Accent 3"/>
-    <w:basedOn w:val="665"/>
+    <w:basedOn w:val="887"/>
     <w:uiPriority w:val="99"/>
     <w:pPr>
       <w:pBdr/>
@@ -27427,9 +27578,9 @@
       </w:tcPr>
     </w:tblStylePr>
   </w:style>
-  <w:style w:type="table" w:styleId="128">
+  <w:style w:type="table" w:styleId="817">
     <w:name w:val="Bordered &amp; Lined - Accent 4"/>
-    <w:basedOn w:val="665"/>
+    <w:basedOn w:val="887"/>
     <w:uiPriority w:val="99"/>
     <w:pPr>
       <w:pBdr/>
@@ -27671,9 +27822,9 @@
       </w:tcPr>
     </w:tblStylePr>
   </w:style>
-  <w:style w:type="table" w:styleId="129">
+  <w:style w:type="table" w:styleId="818">
     <w:name w:val="Bordered &amp; Lined - Accent 5"/>
-    <w:basedOn w:val="665"/>
+    <w:basedOn w:val="887"/>
     <w:uiPriority w:val="99"/>
     <w:pPr>
       <w:pBdr/>
@@ -27915,9 +28066,9 @@
       </w:tcPr>
     </w:tblStylePr>
   </w:style>
-  <w:style w:type="table" w:styleId="130">
+  <w:style w:type="table" w:styleId="819">
     <w:name w:val="Bordered &amp; Lined - Accent 6"/>
-    <w:basedOn w:val="665"/>
+    <w:basedOn w:val="887"/>
     <w:uiPriority w:val="99"/>
     <w:pPr>
       <w:pBdr/>
@@ -28159,9 +28310,9 @@
       </w:tcPr>
     </w:tblStylePr>
   </w:style>
-  <w:style w:type="table" w:styleId="131">
+  <w:style w:type="table" w:styleId="820">
     <w:name w:val="Bordered"/>
-    <w:basedOn w:val="665"/>
+    <w:basedOn w:val="887"/>
     <w:uiPriority w:val="99"/>
     <w:pPr>
       <w:pBdr/>
@@ -28390,9 +28541,9 @@
       </w:tcPr>
     </w:tblStylePr>
   </w:style>
-  <w:style w:type="table" w:styleId="132">
+  <w:style w:type="table" w:styleId="821">
     <w:name w:val="Bordered - Accent 1"/>
-    <w:basedOn w:val="665"/>
+    <w:basedOn w:val="887"/>
     <w:uiPriority w:val="99"/>
     <w:pPr>
       <w:pBdr/>
@@ -28621,9 +28772,9 @@
       </w:tcPr>
     </w:tblStylePr>
   </w:style>
-  <w:style w:type="table" w:styleId="133">
+  <w:style w:type="table" w:styleId="822">
     <w:name w:val="Bordered - Accent 2"/>
-    <w:basedOn w:val="665"/>
+    <w:basedOn w:val="887"/>
     <w:uiPriority w:val="99"/>
     <w:pPr>
       <w:pBdr/>
@@ -28852,9 +29003,9 @@
       </w:tcPr>
     </w:tblStylePr>
   </w:style>
-  <w:style w:type="table" w:styleId="134">
+  <w:style w:type="table" w:styleId="823">
     <w:name w:val="Bordered - Accent 3"/>
-    <w:basedOn w:val="665"/>
+    <w:basedOn w:val="887"/>
     <w:uiPriority w:val="99"/>
     <w:pPr>
       <w:pBdr/>
@@ -29083,9 +29234,9 @@
       </w:tcPr>
     </w:tblStylePr>
   </w:style>
-  <w:style w:type="table" w:styleId="135">
+  <w:style w:type="table" w:styleId="824">
     <w:name w:val="Bordered - Accent 4"/>
-    <w:basedOn w:val="665"/>
+    <w:basedOn w:val="887"/>
     <w:uiPriority w:val="99"/>
     <w:pPr>
       <w:pBdr/>
@@ -29314,9 +29465,9 @@
       </w:tcPr>
     </w:tblStylePr>
   </w:style>
-  <w:style w:type="table" w:styleId="136">
+  <w:style w:type="table" w:styleId="825">
     <w:name w:val="Bordered - Accent 5"/>
-    <w:basedOn w:val="665"/>
+    <w:basedOn w:val="887"/>
     <w:uiPriority w:val="99"/>
     <w:pPr>
       <w:pBdr/>
@@ -29545,9 +29696,9 @@
       </w:tcPr>
     </w:tblStylePr>
   </w:style>
-  <w:style w:type="table" w:styleId="137">
+  <w:style w:type="table" w:styleId="826">
     <w:name w:val="Bordered - Accent 6"/>
-    <w:basedOn w:val="665"/>
+    <w:basedOn w:val="887"/>
     <w:uiPriority w:val="99"/>
     <w:pPr>
       <w:pBdr/>
@@ -29776,11 +29927,11 @@
       </w:tcPr>
     </w:tblStylePr>
   </w:style>
-  <w:style w:type="paragraph" w:styleId="139">
+  <w:style w:type="paragraph" w:styleId="827">
     <w:name w:val="Heading 1"/>
-    <w:basedOn w:val="664"/>
-    <w:next w:val="664"/>
-    <w:link w:val="150"/>
+    <w:basedOn w:val="886"/>
+    <w:next w:val="886"/>
+    <w:link w:val="837"/>
     <w:uiPriority w:val="9"/>
     <w:qFormat/>
     <w:pPr>
@@ -29798,11 +29949,11 @@
       <w:szCs w:val="40"/>
     </w:rPr>
   </w:style>
-  <w:style w:type="paragraph" w:styleId="140">
+  <w:style w:type="paragraph" w:styleId="828">
     <w:name w:val="Heading 2"/>
-    <w:basedOn w:val="664"/>
-    <w:next w:val="664"/>
-    <w:link w:val="151"/>
+    <w:basedOn w:val="886"/>
+    <w:next w:val="886"/>
+    <w:link w:val="838"/>
     <w:uiPriority w:val="9"/>
     <w:unhideWhenUsed/>
     <w:qFormat/>
@@ -29821,11 +29972,11 @@
       <w:szCs w:val="32"/>
     </w:rPr>
   </w:style>
-  <w:style w:type="paragraph" w:styleId="141">
+  <w:style w:type="paragraph" w:styleId="829">
     <w:name w:val="Heading 3"/>
-    <w:basedOn w:val="664"/>
-    <w:next w:val="664"/>
-    <w:link w:val="152"/>
+    <w:basedOn w:val="886"/>
+    <w:next w:val="886"/>
+    <w:link w:val="839"/>
     <w:uiPriority w:val="9"/>
     <w:unhideWhenUsed/>
     <w:qFormat/>
@@ -29844,11 +29995,11 @@
       <w:szCs w:val="28"/>
     </w:rPr>
   </w:style>
-  <w:style w:type="paragraph" w:styleId="142">
+  <w:style w:type="paragraph" w:styleId="830">
     <w:name w:val="Heading 4"/>
-    <w:basedOn w:val="664"/>
-    <w:next w:val="664"/>
-    <w:link w:val="153"/>
+    <w:basedOn w:val="886"/>
+    <w:next w:val="886"/>
+    <w:link w:val="840"/>
     <w:uiPriority w:val="9"/>
     <w:unhideWhenUsed/>
     <w:qFormat/>
@@ -29867,11 +30018,11 @@
       <w:color w:val="0f4761" w:themeColor="accent1" w:themeShade="BF"/>
     </w:rPr>
   </w:style>
-  <w:style w:type="paragraph" w:styleId="143">
+  <w:style w:type="paragraph" w:styleId="831">
     <w:name w:val="Heading 5"/>
-    <w:basedOn w:val="664"/>
-    <w:next w:val="664"/>
-    <w:link w:val="154"/>
+    <w:basedOn w:val="886"/>
+    <w:next w:val="886"/>
+    <w:link w:val="841"/>
     <w:uiPriority w:val="9"/>
     <w:unhideWhenUsed/>
     <w:qFormat/>
@@ -29888,11 +30039,11 @@
       <w:color w:val="0f4761" w:themeColor="accent1" w:themeShade="BF"/>
     </w:rPr>
   </w:style>
-  <w:style w:type="paragraph" w:styleId="144">
+  <w:style w:type="paragraph" w:styleId="832">
     <w:name w:val="Heading 6"/>
-    <w:basedOn w:val="664"/>
-    <w:next w:val="664"/>
-    <w:link w:val="155"/>
+    <w:basedOn w:val="886"/>
+    <w:next w:val="886"/>
+    <w:link w:val="842"/>
     <w:uiPriority w:val="9"/>
     <w:unhideWhenUsed/>
     <w:qFormat/>
@@ -29911,11 +30062,11 @@
       <w:color w:val="595959" w:themeColor="text1" w:themeTint="A6"/>
     </w:rPr>
   </w:style>
-  <w:style w:type="paragraph" w:styleId="145">
+  <w:style w:type="paragraph" w:styleId="833">
     <w:name w:val="Heading 7"/>
-    <w:basedOn w:val="664"/>
-    <w:next w:val="664"/>
-    <w:link w:val="156"/>
+    <w:basedOn w:val="886"/>
+    <w:next w:val="886"/>
+    <w:link w:val="843"/>
     <w:uiPriority w:val="9"/>
     <w:unhideWhenUsed/>
     <w:qFormat/>
@@ -29932,11 +30083,11 @@
       <w:color w:val="595959" w:themeColor="text1" w:themeTint="A6"/>
     </w:rPr>
   </w:style>
-  <w:style w:type="paragraph" w:styleId="146">
+  <w:style w:type="paragraph" w:styleId="834">
     <w:name w:val="Heading 8"/>
-    <w:basedOn w:val="664"/>
-    <w:next w:val="664"/>
-    <w:link w:val="157"/>
+    <w:basedOn w:val="886"/>
+    <w:next w:val="886"/>
+    <w:link w:val="844"/>
     <w:uiPriority w:val="9"/>
     <w:unhideWhenUsed/>
     <w:qFormat/>
@@ -29955,11 +30106,11 @@
       <w:color w:val="272727" w:themeColor="text1" w:themeTint="D8"/>
     </w:rPr>
   </w:style>
-  <w:style w:type="paragraph" w:styleId="147">
+  <w:style w:type="paragraph" w:styleId="835">
     <w:name w:val="Heading 9"/>
-    <w:basedOn w:val="664"/>
-    <w:next w:val="664"/>
-    <w:link w:val="158"/>
+    <w:basedOn w:val="886"/>
+    <w:next w:val="886"/>
+    <w:link w:val="845"/>
     <w:uiPriority w:val="9"/>
     <w:unhideWhenUsed/>
     <w:qFormat/>
@@ -29978,7 +30129,7 @@
       <w:color w:val="272727" w:themeColor="text1" w:themeTint="D8"/>
     </w:rPr>
   </w:style>
-  <w:style w:type="character" w:styleId="148" w:default="1">
+  <w:style w:type="character" w:styleId="836" w:default="1">
     <w:name w:val="Default Paragraph Font"/>
     <w:uiPriority w:val="1"/>
     <w:semiHidden/>
@@ -29989,10 +30140,10 @@
       <w:ind/>
     </w:pPr>
   </w:style>
-  <w:style w:type="character" w:styleId="150">
+  <w:style w:type="character" w:styleId="837">
     <w:name w:val="Heading 1 Char"/>
-    <w:basedOn w:val="148"/>
-    <w:link w:val="139"/>
+    <w:basedOn w:val="836"/>
+    <w:link w:val="827"/>
     <w:uiPriority w:val="9"/>
     <w:pPr>
       <w:pBdr/>
@@ -30006,10 +30157,10 @@
       <w:szCs w:val="40"/>
     </w:rPr>
   </w:style>
-  <w:style w:type="character" w:styleId="151">
+  <w:style w:type="character" w:styleId="838">
     <w:name w:val="Heading 2 Char"/>
-    <w:basedOn w:val="148"/>
-    <w:link w:val="140"/>
+    <w:basedOn w:val="836"/>
+    <w:link w:val="828"/>
     <w:uiPriority w:val="9"/>
     <w:pPr>
       <w:pBdr/>
@@ -30023,10 +30174,10 @@
       <w:szCs w:val="32"/>
     </w:rPr>
   </w:style>
-  <w:style w:type="character" w:styleId="152">
+  <w:style w:type="character" w:styleId="839">
     <w:name w:val="Heading 3 Char"/>
-    <w:basedOn w:val="148"/>
-    <w:link w:val="141"/>
+    <w:basedOn w:val="836"/>
+    <w:link w:val="829"/>
     <w:uiPriority w:val="9"/>
     <w:pPr>
       <w:pBdr/>
@@ -30040,10 +30191,10 @@
       <w:szCs w:val="28"/>
     </w:rPr>
   </w:style>
-  <w:style w:type="character" w:styleId="153">
+  <w:style w:type="character" w:styleId="840">
     <w:name w:val="Heading 4 Char"/>
-    <w:basedOn w:val="148"/>
-    <w:link w:val="142"/>
+    <w:basedOn w:val="836"/>
+    <w:link w:val="830"/>
     <w:uiPriority w:val="9"/>
     <w:pPr>
       <w:pBdr/>
@@ -30057,10 +30208,10 @@
       <w:color w:val="0f4761" w:themeColor="accent1" w:themeShade="BF"/>
     </w:rPr>
   </w:style>
-  <w:style w:type="character" w:styleId="154">
+  <w:style w:type="character" w:styleId="841">
     <w:name w:val="Heading 5 Char"/>
-    <w:basedOn w:val="148"/>
-    <w:link w:val="143"/>
+    <w:basedOn w:val="836"/>
+    <w:link w:val="831"/>
     <w:uiPriority w:val="9"/>
     <w:pPr>
       <w:pBdr/>
@@ -30072,10 +30223,10 @@
       <w:color w:val="0f4761" w:themeColor="accent1" w:themeShade="BF"/>
     </w:rPr>
   </w:style>
-  <w:style w:type="character" w:styleId="155">
+  <w:style w:type="character" w:styleId="842">
     <w:name w:val="Heading 6 Char"/>
-    <w:basedOn w:val="148"/>
-    <w:link w:val="144"/>
+    <w:basedOn w:val="836"/>
+    <w:link w:val="832"/>
     <w:uiPriority w:val="9"/>
     <w:pPr>
       <w:pBdr/>
@@ -30089,10 +30240,10 @@
       <w:color w:val="595959" w:themeColor="text1" w:themeTint="A6"/>
     </w:rPr>
   </w:style>
-  <w:style w:type="character" w:styleId="156">
+  <w:style w:type="character" w:styleId="843">
     <w:name w:val="Heading 7 Char"/>
-    <w:basedOn w:val="148"/>
-    <w:link w:val="145"/>
+    <w:basedOn w:val="836"/>
+    <w:link w:val="833"/>
     <w:uiPriority w:val="9"/>
     <w:pPr>
       <w:pBdr/>
@@ -30104,10 +30255,10 @@
       <w:color w:val="595959" w:themeColor="text1" w:themeTint="A6"/>
     </w:rPr>
   </w:style>
-  <w:style w:type="character" w:styleId="157">
+  <w:style w:type="character" w:styleId="844">
     <w:name w:val="Heading 8 Char"/>
-    <w:basedOn w:val="148"/>
-    <w:link w:val="146"/>
+    <w:basedOn w:val="836"/>
+    <w:link w:val="834"/>
     <w:uiPriority w:val="9"/>
     <w:pPr>
       <w:pBdr/>
@@ -30121,10 +30272,10 @@
       <w:color w:val="272727" w:themeColor="text1" w:themeTint="D8"/>
     </w:rPr>
   </w:style>
-  <w:style w:type="character" w:styleId="158">
+  <w:style w:type="character" w:styleId="845">
     <w:name w:val="Heading 9 Char"/>
-    <w:basedOn w:val="148"/>
-    <w:link w:val="147"/>
+    <w:basedOn w:val="836"/>
+    <w:link w:val="835"/>
     <w:uiPriority w:val="9"/>
     <w:pPr>
       <w:pBdr/>
@@ -30138,11 +30289,11 @@
       <w:color w:val="272727" w:themeColor="text1" w:themeTint="D8"/>
     </w:rPr>
   </w:style>
-  <w:style w:type="paragraph" w:styleId="159">
+  <w:style w:type="paragraph" w:styleId="846">
     <w:name w:val="Title"/>
-    <w:basedOn w:val="664"/>
-    <w:next w:val="664"/>
-    <w:link w:val="160"/>
+    <w:basedOn w:val="886"/>
+    <w:next w:val="886"/>
+    <w:link w:val="847"/>
     <w:uiPriority w:val="10"/>
     <w:qFormat/>
     <w:pPr>
@@ -30158,10 +30309,10 @@
       <w:szCs w:val="56"/>
     </w:rPr>
   </w:style>
-  <w:style w:type="character" w:styleId="160">
+  <w:style w:type="character" w:styleId="847">
     <w:name w:val="Title Char"/>
-    <w:basedOn w:val="148"/>
-    <w:link w:val="159"/>
+    <w:basedOn w:val="836"/>
+    <w:link w:val="846"/>
     <w:uiPriority w:val="10"/>
     <w:pPr>
       <w:pBdr/>
@@ -30175,11 +30326,11 @@
       <w:szCs w:val="56"/>
     </w:rPr>
   </w:style>
-  <w:style w:type="paragraph" w:styleId="161">
+  <w:style w:type="paragraph" w:styleId="848">
     <w:name w:val="Subtitle"/>
-    <w:basedOn w:val="664"/>
-    <w:next w:val="664"/>
-    <w:link w:val="162"/>
+    <w:basedOn w:val="886"/>
+    <w:next w:val="886"/>
+    <w:link w:val="849"/>
     <w:uiPriority w:val="11"/>
     <w:qFormat/>
     <w:pPr>
@@ -30197,10 +30348,10 @@
       <w:szCs w:val="28"/>
     </w:rPr>
   </w:style>
-  <w:style w:type="character" w:styleId="162">
+  <w:style w:type="character" w:styleId="849">
     <w:name w:val="Subtitle Char"/>
-    <w:basedOn w:val="148"/>
-    <w:link w:val="161"/>
+    <w:basedOn w:val="836"/>
+    <w:link w:val="848"/>
     <w:uiPriority w:val="11"/>
     <w:pPr>
       <w:pBdr/>
@@ -30214,11 +30365,11 @@
       <w:szCs w:val="28"/>
     </w:rPr>
   </w:style>
-  <w:style w:type="paragraph" w:styleId="163">
+  <w:style w:type="paragraph" w:styleId="850">
     <w:name w:val="Quote"/>
-    <w:basedOn w:val="664"/>
-    <w:next w:val="664"/>
-    <w:link w:val="164"/>
+    <w:basedOn w:val="886"/>
+    <w:next w:val="886"/>
+    <w:link w:val="851"/>
     <w:uiPriority w:val="29"/>
     <w:qFormat/>
     <w:pPr>
@@ -30233,10 +30384,10 @@
       <w:color w:val="404040" w:themeColor="text1" w:themeTint="BF"/>
     </w:rPr>
   </w:style>
-  <w:style w:type="character" w:styleId="164">
+  <w:style w:type="character" w:styleId="851">
     <w:name w:val="Quote Char"/>
-    <w:basedOn w:val="148"/>
-    <w:link w:val="163"/>
+    <w:basedOn w:val="836"/>
+    <w:link w:val="850"/>
     <w:uiPriority w:val="29"/>
     <w:pPr>
       <w:pBdr/>
@@ -30249,9 +30400,9 @@
       <w:color w:val="404040" w:themeColor="text1" w:themeTint="BF"/>
     </w:rPr>
   </w:style>
-  <w:style w:type="character" w:styleId="166">
+  <w:style w:type="character" w:styleId="852">
     <w:name w:val="Intense Emphasis"/>
-    <w:basedOn w:val="148"/>
+    <w:basedOn w:val="836"/>
     <w:uiPriority w:val="21"/>
     <w:qFormat/>
     <w:pPr>
@@ -30265,11 +30416,11 @@
       <w:color w:val="0f4761" w:themeColor="accent1" w:themeShade="BF"/>
     </w:rPr>
   </w:style>
-  <w:style w:type="paragraph" w:styleId="167">
+  <w:style w:type="paragraph" w:styleId="853">
     <w:name w:val="Intense Quote"/>
-    <w:basedOn w:val="664"/>
-    <w:next w:val="664"/>
-    <w:link w:val="168"/>
+    <w:basedOn w:val="886"/>
+    <w:next w:val="886"/>
+    <w:link w:val="854"/>
     <w:uiPriority w:val="30"/>
     <w:qFormat/>
     <w:pPr>
@@ -30287,10 +30438,10 @@
       <w:color w:val="0f4761" w:themeColor="accent1" w:themeShade="BF"/>
     </w:rPr>
   </w:style>
-  <w:style w:type="character" w:styleId="168">
+  <w:style w:type="character" w:styleId="854">
     <w:name w:val="Intense Quote Char"/>
-    <w:basedOn w:val="148"/>
-    <w:link w:val="167"/>
+    <w:basedOn w:val="836"/>
+    <w:link w:val="853"/>
     <w:uiPriority w:val="30"/>
     <w:pPr>
       <w:pBdr/>
@@ -30303,9 +30454,9 @@
       <w:color w:val="0f4761" w:themeColor="accent1" w:themeShade="BF"/>
     </w:rPr>
   </w:style>
-  <w:style w:type="character" w:styleId="169">
+  <w:style w:type="character" w:styleId="855">
     <w:name w:val="Intense Reference"/>
-    <w:basedOn w:val="148"/>
+    <w:basedOn w:val="836"/>
     <w:uiPriority w:val="32"/>
     <w:qFormat/>
     <w:pPr>
@@ -30321,9 +30472,9 @@
       <w:spacing w:val="5"/>
     </w:rPr>
   </w:style>
-  <w:style w:type="character" w:styleId="171">
+  <w:style w:type="character" w:styleId="856">
     <w:name w:val="Subtle Emphasis"/>
-    <w:basedOn w:val="148"/>
+    <w:basedOn w:val="836"/>
     <w:uiPriority w:val="19"/>
     <w:qFormat/>
     <w:pPr>
@@ -30337,9 +30488,9 @@
       <w:color w:val="404040" w:themeColor="text1" w:themeTint="BF"/>
     </w:rPr>
   </w:style>
-  <w:style w:type="character" w:styleId="172">
+  <w:style w:type="character" w:styleId="857">
     <w:name w:val="Emphasis"/>
-    <w:basedOn w:val="148"/>
+    <w:basedOn w:val="836"/>
     <w:uiPriority w:val="20"/>
     <w:qFormat/>
     <w:pPr>
@@ -30352,9 +30503,9 @@
       <w:iCs/>
     </w:rPr>
   </w:style>
-  <w:style w:type="character" w:styleId="173">
+  <w:style w:type="character" w:styleId="858">
     <w:name w:val="Strong"/>
-    <w:basedOn w:val="148"/>
+    <w:basedOn w:val="836"/>
     <w:uiPriority w:val="22"/>
     <w:qFormat/>
     <w:pPr>
@@ -30367,9 +30518,9 @@
       <w:bCs/>
     </w:rPr>
   </w:style>
-  <w:style w:type="character" w:styleId="174">
+  <w:style w:type="character" w:styleId="859">
     <w:name w:val="Subtle Reference"/>
-    <w:basedOn w:val="148"/>
+    <w:basedOn w:val="836"/>
     <w:uiPriority w:val="31"/>
     <w:qFormat/>
     <w:pPr>
@@ -30382,9 +30533,9 @@
       <w:color w:val="5a5a5a" w:themeColor="text1" w:themeTint="A5"/>
     </w:rPr>
   </w:style>
-  <w:style w:type="character" w:styleId="175">
+  <w:style w:type="character" w:styleId="860">
     <w:name w:val="Book Title"/>
-    <w:basedOn w:val="148"/>
+    <w:basedOn w:val="836"/>
     <w:uiPriority w:val="33"/>
     <w:qFormat/>
     <w:pPr>
@@ -30400,10 +30551,10 @@
       <w:spacing w:val="5"/>
     </w:rPr>
   </w:style>
-  <w:style w:type="paragraph" w:styleId="176">
+  <w:style w:type="paragraph" w:styleId="861">
     <w:name w:val="Header"/>
-    <w:basedOn w:val="664"/>
-    <w:link w:val="177"/>
+    <w:basedOn w:val="886"/>
+    <w:link w:val="862"/>
     <w:uiPriority w:val="99"/>
     <w:unhideWhenUsed/>
     <w:pPr>
@@ -30416,10 +30567,10 @@
       <w:ind/>
     </w:pPr>
   </w:style>
-  <w:style w:type="character" w:styleId="177">
+  <w:style w:type="character" w:styleId="862">
     <w:name w:val="Header Char"/>
-    <w:basedOn w:val="148"/>
-    <w:link w:val="176"/>
+    <w:basedOn w:val="836"/>
+    <w:link w:val="861"/>
     <w:uiPriority w:val="99"/>
     <w:pPr>
       <w:pBdr/>
@@ -30427,10 +30578,10 @@
       <w:ind/>
     </w:pPr>
   </w:style>
-  <w:style w:type="paragraph" w:styleId="178">
+  <w:style w:type="paragraph" w:styleId="863">
     <w:name w:val="Footer"/>
-    <w:basedOn w:val="664"/>
-    <w:link w:val="179"/>
+    <w:basedOn w:val="886"/>
+    <w:link w:val="864"/>
     <w:uiPriority w:val="99"/>
     <w:unhideWhenUsed/>
     <w:pPr>
@@ -30443,10 +30594,10 @@
       <w:ind/>
     </w:pPr>
   </w:style>
-  <w:style w:type="character" w:styleId="179">
+  <w:style w:type="character" w:styleId="864">
     <w:name w:val="Footer Char"/>
-    <w:basedOn w:val="148"/>
-    <w:link w:val="178"/>
+    <w:basedOn w:val="836"/>
+    <w:link w:val="863"/>
     <w:uiPriority w:val="99"/>
     <w:pPr>
       <w:pBdr/>
@@ -30454,10 +30605,10 @@
       <w:ind/>
     </w:pPr>
   </w:style>
-  <w:style w:type="paragraph" w:styleId="180">
+  <w:style w:type="paragraph" w:styleId="865">
     <w:name w:val="Caption"/>
-    <w:basedOn w:val="664"/>
-    <w:next w:val="664"/>
+    <w:basedOn w:val="886"/>
+    <w:next w:val="886"/>
     <w:uiPriority w:val="35"/>
     <w:unhideWhenUsed/>
     <w:qFormat/>
@@ -30474,10 +30625,10 @@
       <w:szCs w:val="18"/>
     </w:rPr>
   </w:style>
-  <w:style w:type="paragraph" w:styleId="181">
+  <w:style w:type="paragraph" w:styleId="866">
     <w:name w:val="footnote text"/>
-    <w:basedOn w:val="664"/>
-    <w:link w:val="182"/>
+    <w:basedOn w:val="886"/>
+    <w:link w:val="867"/>
     <w:uiPriority w:val="99"/>
     <w:semiHidden/>
     <w:unhideWhenUsed/>
@@ -30491,10 +30642,10 @@
       <w:szCs w:val="20"/>
     </w:rPr>
   </w:style>
-  <w:style w:type="character" w:styleId="182">
+  <w:style w:type="character" w:styleId="867">
     <w:name w:val="Footnote Text Char"/>
-    <w:basedOn w:val="148"/>
-    <w:link w:val="181"/>
+    <w:basedOn w:val="836"/>
+    <w:link w:val="866"/>
     <w:uiPriority w:val="99"/>
     <w:semiHidden/>
     <w:pPr>
@@ -30507,9 +30658,9 @@
       <w:szCs w:val="20"/>
     </w:rPr>
   </w:style>
-  <w:style w:type="character" w:styleId="183">
+  <w:style w:type="character" w:styleId="868">
     <w:name w:val="footnote reference"/>
-    <w:basedOn w:val="148"/>
+    <w:basedOn w:val="836"/>
     <w:uiPriority w:val="99"/>
     <w:semiHidden/>
     <w:unhideWhenUsed/>
@@ -30522,10 +30673,10 @@
       <w:vertAlign w:val="superscript"/>
     </w:rPr>
   </w:style>
-  <w:style w:type="paragraph" w:styleId="184">
+  <w:style w:type="paragraph" w:styleId="869">
     <w:name w:val="endnote text"/>
-    <w:basedOn w:val="664"/>
-    <w:link w:val="185"/>
+    <w:basedOn w:val="886"/>
+    <w:link w:val="870"/>
     <w:uiPriority w:val="99"/>
     <w:semiHidden/>
     <w:unhideWhenUsed/>
@@ -30539,10 +30690,10 @@
       <w:szCs w:val="20"/>
     </w:rPr>
   </w:style>
-  <w:style w:type="character" w:styleId="185">
+  <w:style w:type="character" w:styleId="870">
     <w:name w:val="Endnote Text Char"/>
-    <w:basedOn w:val="148"/>
-    <w:link w:val="184"/>
+    <w:basedOn w:val="836"/>
+    <w:link w:val="869"/>
     <w:uiPriority w:val="99"/>
     <w:semiHidden/>
     <w:pPr>
@@ -30555,9 +30706,9 @@
       <w:szCs w:val="20"/>
     </w:rPr>
   </w:style>
-  <w:style w:type="character" w:styleId="186">
+  <w:style w:type="character" w:styleId="871">
     <w:name w:val="endnote reference"/>
-    <w:basedOn w:val="148"/>
+    <w:basedOn w:val="836"/>
     <w:uiPriority w:val="99"/>
     <w:semiHidden/>
     <w:unhideWhenUsed/>
@@ -30570,9 +30721,9 @@
       <w:vertAlign w:val="superscript"/>
     </w:rPr>
   </w:style>
-  <w:style w:type="character" w:styleId="187">
+  <w:style w:type="character" w:styleId="872">
     <w:name w:val="Hyperlink"/>
-    <w:basedOn w:val="148"/>
+    <w:basedOn w:val="836"/>
     <w:uiPriority w:val="99"/>
     <w:unhideWhenUsed/>
     <w:pPr>
@@ -30585,9 +30736,9 @@
       <w:u w:val="single"/>
     </w:rPr>
   </w:style>
-  <w:style w:type="character" w:styleId="188">
+  <w:style w:type="character" w:styleId="873">
     <w:name w:val="FollowedHyperlink"/>
-    <w:basedOn w:val="148"/>
+    <w:basedOn w:val="836"/>
     <w:uiPriority w:val="99"/>
     <w:semiHidden/>
     <w:unhideWhenUsed/>
@@ -30601,10 +30752,10 @@
       <w:u w:val="single"/>
     </w:rPr>
   </w:style>
-  <w:style w:type="paragraph" w:styleId="189">
+  <w:style w:type="paragraph" w:styleId="874">
     <w:name w:val="toc 1"/>
-    <w:basedOn w:val="664"/>
-    <w:next w:val="664"/>
+    <w:basedOn w:val="886"/>
+    <w:next w:val="886"/>
     <w:uiPriority w:val="39"/>
     <w:unhideWhenUsed/>
     <w:pPr>
@@ -30613,10 +30764,10 @@
       <w:ind/>
     </w:pPr>
   </w:style>
-  <w:style w:type="paragraph" w:styleId="190">
+  <w:style w:type="paragraph" w:styleId="875">
     <w:name w:val="toc 2"/>
-    <w:basedOn w:val="664"/>
-    <w:next w:val="664"/>
+    <w:basedOn w:val="886"/>
+    <w:next w:val="886"/>
     <w:uiPriority w:val="39"/>
     <w:unhideWhenUsed/>
     <w:pPr>
@@ -30625,10 +30776,10 @@
       <w:ind w:left="220"/>
     </w:pPr>
   </w:style>
-  <w:style w:type="paragraph" w:styleId="191">
+  <w:style w:type="paragraph" w:styleId="876">
     <w:name w:val="toc 3"/>
-    <w:basedOn w:val="664"/>
-    <w:next w:val="664"/>
+    <w:basedOn w:val="886"/>
+    <w:next w:val="886"/>
     <w:uiPriority w:val="39"/>
     <w:unhideWhenUsed/>
     <w:pPr>
@@ -30637,10 +30788,10 @@
       <w:ind w:left="440"/>
     </w:pPr>
   </w:style>
-  <w:style w:type="paragraph" w:styleId="192">
+  <w:style w:type="paragraph" w:styleId="877">
     <w:name w:val="toc 4"/>
-    <w:basedOn w:val="664"/>
-    <w:next w:val="664"/>
+    <w:basedOn w:val="886"/>
+    <w:next w:val="886"/>
     <w:uiPriority w:val="39"/>
     <w:unhideWhenUsed/>
     <w:pPr>
@@ -30649,10 +30800,10 @@
       <w:ind w:left="660"/>
     </w:pPr>
   </w:style>
-  <w:style w:type="paragraph" w:styleId="193">
+  <w:style w:type="paragraph" w:styleId="878">
     <w:name w:val="toc 5"/>
-    <w:basedOn w:val="664"/>
-    <w:next w:val="664"/>
+    <w:basedOn w:val="886"/>
+    <w:next w:val="886"/>
     <w:uiPriority w:val="39"/>
     <w:unhideWhenUsed/>
     <w:pPr>
@@ -30661,10 +30812,10 @@
       <w:ind w:left="880"/>
     </w:pPr>
   </w:style>
-  <w:style w:type="paragraph" w:styleId="194">
+  <w:style w:type="paragraph" w:styleId="879">
     <w:name w:val="toc 6"/>
-    <w:basedOn w:val="664"/>
-    <w:next w:val="664"/>
+    <w:basedOn w:val="886"/>
+    <w:next w:val="886"/>
     <w:uiPriority w:val="39"/>
     <w:unhideWhenUsed/>
     <w:pPr>
@@ -30673,10 +30824,10 @@
       <w:ind w:left="1100"/>
     </w:pPr>
   </w:style>
-  <w:style w:type="paragraph" w:styleId="195">
+  <w:style w:type="paragraph" w:styleId="880">
     <w:name w:val="toc 7"/>
-    <w:basedOn w:val="664"/>
-    <w:next w:val="664"/>
+    <w:basedOn w:val="886"/>
+    <w:next w:val="886"/>
     <w:uiPriority w:val="39"/>
     <w:unhideWhenUsed/>
     <w:pPr>
@@ -30685,10 +30836,10 @@
       <w:ind w:left="1320"/>
     </w:pPr>
   </w:style>
-  <w:style w:type="paragraph" w:styleId="196">
+  <w:style w:type="paragraph" w:styleId="881">
     <w:name w:val="toc 8"/>
-    <w:basedOn w:val="664"/>
-    <w:next w:val="664"/>
+    <w:basedOn w:val="886"/>
+    <w:next w:val="886"/>
     <w:uiPriority w:val="39"/>
     <w:unhideWhenUsed/>
     <w:pPr>
@@ -30697,10 +30848,10 @@
       <w:ind w:left="1540"/>
     </w:pPr>
   </w:style>
-  <w:style w:type="paragraph" w:styleId="197">
+  <w:style w:type="paragraph" w:styleId="882">
     <w:name w:val="toc 9"/>
-    <w:basedOn w:val="664"/>
-    <w:next w:val="664"/>
+    <w:basedOn w:val="886"/>
+    <w:next w:val="886"/>
     <w:uiPriority w:val="39"/>
     <w:unhideWhenUsed/>
     <w:pPr>
@@ -30709,9 +30860,9 @@
       <w:ind w:left="1760"/>
     </w:pPr>
   </w:style>
-  <w:style w:type="character" w:styleId="198">
+  <w:style w:type="character" w:styleId="883">
     <w:name w:val="Placeholder Text"/>
-    <w:basedOn w:val="148"/>
+    <w:basedOn w:val="836"/>
     <w:uiPriority w:val="99"/>
     <w:semiHidden/>
     <w:pPr>
@@ -30723,7 +30874,7 @@
       <w:color w:val="666666"/>
     </w:rPr>
   </w:style>
-  <w:style w:type="paragraph" w:styleId="208">
+  <w:style w:type="paragraph" w:styleId="884">
     <w:name w:val="TOC Heading"/>
     <w:uiPriority w:val="39"/>
     <w:unhideWhenUsed/>
@@ -30733,10 +30884,10 @@
       <w:ind/>
     </w:pPr>
   </w:style>
-  <w:style w:type="paragraph" w:styleId="209">
+  <w:style w:type="paragraph" w:styleId="885">
     <w:name w:val="table of figures"/>
-    <w:basedOn w:val="664"/>
-    <w:next w:val="664"/>
+    <w:basedOn w:val="886"/>
+    <w:next w:val="886"/>
     <w:uiPriority w:val="99"/>
     <w:unhideWhenUsed/>
     <w:pPr>
@@ -30745,7 +30896,7 @@
       <w:ind/>
     </w:pPr>
   </w:style>
-  <w:style w:type="paragraph" w:styleId="664" w:default="1">
+  <w:style w:type="paragraph" w:styleId="886" w:default="1">
     <w:name w:val="Normal"/>
     <w:qFormat/>
     <w:pPr>
@@ -30754,7 +30905,7 @@
       <w:ind/>
     </w:pPr>
   </w:style>
-  <w:style w:type="table" w:styleId="665" w:default="1">
+  <w:style w:type="table" w:styleId="887" w:default="1">
     <w:name w:val="Normal Table"/>
     <w:uiPriority w:val="99"/>
     <w:semiHidden/>
@@ -30947,7 +31098,7 @@
       </w:tcPr>
     </w:tblStylePr>
   </w:style>
-  <w:style w:type="numbering" w:styleId="666" w:default="1">
+  <w:style w:type="numbering" w:styleId="888" w:default="1">
     <w:name w:val="No List"/>
     <w:uiPriority w:val="99"/>
     <w:semiHidden/>
@@ -30958,9 +31109,9 @@
       <w:ind/>
     </w:pPr>
   </w:style>
-  <w:style w:type="paragraph" w:styleId="667">
+  <w:style w:type="paragraph" w:styleId="889">
     <w:name w:val="No Spacing"/>
-    <w:basedOn w:val="664"/>
+    <w:basedOn w:val="886"/>
     <w:uiPriority w:val="1"/>
     <w:qFormat/>
     <w:pPr>
@@ -30969,9 +31120,9 @@
       <w:ind/>
     </w:pPr>
   </w:style>
-  <w:style w:type="paragraph" w:styleId="668">
+  <w:style w:type="paragraph" w:styleId="890">
     <w:name w:val="List Paragraph"/>
-    <w:basedOn w:val="664"/>
+    <w:basedOn w:val="886"/>
     <w:uiPriority w:val="34"/>
     <w:qFormat/>
     <w:pPr>
